--- a/Data Science Salary Predictor.docx
+++ b/Data Science Salary Predictor.docx
@@ -281,7 +281,21 @@
         <w:rPr>
           <w:lang w:val="en-US"/>
         </w:rPr>
-        <w:t>Currently, such insights are typically available on websites like Glassdoor or Levels.fyi, but they rely on manual aggregation. This project uses machine learning regression to automate salary estimation.</w:t>
+        <w:t xml:space="preserve">Currently, such insights are typically available on websites like Glassdoor or </w:t>
+      </w:r>
+      <w:proofErr w:type="spellStart"/>
+      <w:r>
+        <w:rPr>
+          <w:lang w:val="en-US"/>
+        </w:rPr>
+        <w:t>Levels.fyi</w:t>
+      </w:r>
+      <w:proofErr w:type="spellEnd"/>
+      <w:r>
+        <w:rPr>
+          <w:lang w:val="en-US"/>
+        </w:rPr>
+        <w:t>, but they rely on manual aggregation. This project uses machine learning regression to automate salary estimation.</w:t>
       </w:r>
     </w:p>
     <w:p>
@@ -603,50 +617,82 @@
           <w:lang w:val="en-US"/>
         </w:rPr>
       </w:pPr>
-      <w:r>
-        <w:rPr>
-          <w:lang w:val="en-US"/>
-        </w:rPr>
-        <w:t>work_year: year the salary was paid</w:t>
-      </w:r>
-    </w:p>
-    <w:p>
-      <w:pPr>
-        <w:rPr>
-          <w:lang w:val="en-US"/>
-        </w:rPr>
-      </w:pPr>
-      <w:r>
-        <w:rPr>
-          <w:lang w:val="en-US"/>
-        </w:rPr>
-        <w:t>experience_level: EN (Entry), MI (Mid), SE (Senior), EX (Executive)</w:t>
-      </w:r>
-    </w:p>
-    <w:p>
-      <w:pPr>
-        <w:rPr>
-          <w:lang w:val="en-US"/>
-        </w:rPr>
-      </w:pPr>
-      <w:r>
-        <w:rPr>
-          <w:lang w:val="en-US"/>
-        </w:rPr>
-        <w:t>employment_type: FT (Full-time), PT (Part-time), CT (Contract), FL (Freelance)</w:t>
-      </w:r>
-    </w:p>
-    <w:p>
-      <w:pPr>
-        <w:rPr>
-          <w:lang w:val="en-US"/>
-        </w:rPr>
-      </w:pPr>
-      <w:r>
-        <w:rPr>
-          <w:lang w:val="en-US"/>
-        </w:rPr>
-        <w:t xml:space="preserve">job_title: role name (Data Scientist, </w:t>
+      <w:proofErr w:type="spellStart"/>
+      <w:r>
+        <w:rPr>
+          <w:lang w:val="en-US"/>
+        </w:rPr>
+        <w:t>work_year</w:t>
+      </w:r>
+      <w:proofErr w:type="spellEnd"/>
+      <w:r>
+        <w:rPr>
+          <w:lang w:val="en-US"/>
+        </w:rPr>
+        <w:t>: year the salary was paid</w:t>
+      </w:r>
+    </w:p>
+    <w:p>
+      <w:pPr>
+        <w:rPr>
+          <w:lang w:val="en-US"/>
+        </w:rPr>
+      </w:pPr>
+      <w:proofErr w:type="spellStart"/>
+      <w:r>
+        <w:rPr>
+          <w:lang w:val="en-US"/>
+        </w:rPr>
+        <w:t>experience_level</w:t>
+      </w:r>
+      <w:proofErr w:type="spellEnd"/>
+      <w:r>
+        <w:rPr>
+          <w:lang w:val="en-US"/>
+        </w:rPr>
+        <w:t>: EN (Entry), MI (Mid), SE (Senior), EX (Executive)</w:t>
+      </w:r>
+    </w:p>
+    <w:p>
+      <w:pPr>
+        <w:rPr>
+          <w:lang w:val="en-US"/>
+        </w:rPr>
+      </w:pPr>
+      <w:proofErr w:type="spellStart"/>
+      <w:r>
+        <w:rPr>
+          <w:lang w:val="en-US"/>
+        </w:rPr>
+        <w:t>employment_type</w:t>
+      </w:r>
+      <w:proofErr w:type="spellEnd"/>
+      <w:r>
+        <w:rPr>
+          <w:lang w:val="en-US"/>
+        </w:rPr>
+        <w:t>: FT (Full-time), PT (Part-time), CT (Contract), FL (Freelance)</w:t>
+      </w:r>
+    </w:p>
+    <w:p>
+      <w:pPr>
+        <w:rPr>
+          <w:lang w:val="en-US"/>
+        </w:rPr>
+      </w:pPr>
+      <w:proofErr w:type="spellStart"/>
+      <w:r>
+        <w:rPr>
+          <w:lang w:val="en-US"/>
+        </w:rPr>
+        <w:t>job_title</w:t>
+      </w:r>
+      <w:proofErr w:type="spellEnd"/>
+      <w:r>
+        <w:rPr>
+          <w:lang w:val="en-US"/>
+        </w:rPr>
+        <w:t xml:space="preserve">: role name (Data Scientist, </w:t>
       </w:r>
       <w:r>
         <w:rPr>
@@ -667,37 +713,103 @@
           <w:lang w:val="en-US"/>
         </w:rPr>
       </w:pPr>
-      <w:r>
-        <w:rPr>
-          <w:lang w:val="en-US"/>
-        </w:rPr>
-        <w:t>salary_in_usd: standardized salary in USD</w:t>
-      </w:r>
-    </w:p>
-    <w:p>
-      <w:pPr>
-        <w:rPr>
-          <w:lang w:val="en-US"/>
-        </w:rPr>
-      </w:pPr>
-      <w:r>
-        <w:rPr>
-          <w:lang w:val="en-US"/>
-        </w:rPr>
-        <w:t>employee_residence, company_location, remote_ratio, company_size</w:t>
-      </w:r>
-    </w:p>
-    <w:p>
-      <w:pPr>
-        <w:rPr>
-          <w:lang w:val="en-US"/>
-        </w:rPr>
-      </w:pPr>
-      <w:r>
-        <w:rPr>
-          <w:lang w:val="en-US"/>
-        </w:rPr>
-        <w:t>The target variable is salary_in_usd (regression task).</w:t>
+      <w:proofErr w:type="spellStart"/>
+      <w:r>
+        <w:rPr>
+          <w:lang w:val="en-US"/>
+        </w:rPr>
+        <w:t>salary_in_usd</w:t>
+      </w:r>
+      <w:proofErr w:type="spellEnd"/>
+      <w:r>
+        <w:rPr>
+          <w:lang w:val="en-US"/>
+        </w:rPr>
+        <w:t>: standardized salary in USD</w:t>
+      </w:r>
+    </w:p>
+    <w:p>
+      <w:pPr>
+        <w:rPr>
+          <w:lang w:val="en-US"/>
+        </w:rPr>
+      </w:pPr>
+      <w:proofErr w:type="spellStart"/>
+      <w:r>
+        <w:rPr>
+          <w:lang w:val="en-US"/>
+        </w:rPr>
+        <w:t>employee_residence</w:t>
+      </w:r>
+      <w:proofErr w:type="spellEnd"/>
+      <w:r>
+        <w:rPr>
+          <w:lang w:val="en-US"/>
+        </w:rPr>
+        <w:t xml:space="preserve">, </w:t>
+      </w:r>
+      <w:proofErr w:type="spellStart"/>
+      <w:r>
+        <w:rPr>
+          <w:lang w:val="en-US"/>
+        </w:rPr>
+        <w:t>company_location</w:t>
+      </w:r>
+      <w:proofErr w:type="spellEnd"/>
+      <w:r>
+        <w:rPr>
+          <w:lang w:val="en-US"/>
+        </w:rPr>
+        <w:t xml:space="preserve">, </w:t>
+      </w:r>
+      <w:proofErr w:type="spellStart"/>
+      <w:r>
+        <w:rPr>
+          <w:lang w:val="en-US"/>
+        </w:rPr>
+        <w:t>remote_ratio</w:t>
+      </w:r>
+      <w:proofErr w:type="spellEnd"/>
+      <w:r>
+        <w:rPr>
+          <w:lang w:val="en-US"/>
+        </w:rPr>
+        <w:t xml:space="preserve">, </w:t>
+      </w:r>
+      <w:proofErr w:type="spellStart"/>
+      <w:r>
+        <w:rPr>
+          <w:lang w:val="en-US"/>
+        </w:rPr>
+        <w:t>company_size</w:t>
+      </w:r>
+      <w:proofErr w:type="spellEnd"/>
+    </w:p>
+    <w:p>
+      <w:pPr>
+        <w:rPr>
+          <w:lang w:val="en-US"/>
+        </w:rPr>
+      </w:pPr>
+      <w:r>
+        <w:rPr>
+          <w:lang w:val="en-US"/>
+        </w:rPr>
+        <w:t xml:space="preserve">The target variable is </w:t>
+      </w:r>
+      <w:proofErr w:type="spellStart"/>
+      <w:r>
+        <w:rPr>
+          <w:lang w:val="en-US"/>
+        </w:rPr>
+        <w:t>salary_in_usd</w:t>
+      </w:r>
+      <w:proofErr w:type="spellEnd"/>
+      <w:r>
+        <w:rPr>
+          <w:lang w:val="en-US"/>
+        </w:rPr>
+        <w:t xml:space="preserve"> (regression task).</w:t>
       </w:r>
     </w:p>
     <w:p>
@@ -788,8 +900,21 @@
           <w:numId w:val="17"/>
         </w:numPr>
       </w:pPr>
-      <w:r>
-        <w:t>Loaded using panda</w:t>
+      <w:proofErr w:type="spellStart"/>
+      <w:r>
+        <w:t>Loaded</w:t>
+      </w:r>
+      <w:proofErr w:type="spellEnd"/>
+      <w:r>
+        <w:t xml:space="preserve"> </w:t>
+      </w:r>
+      <w:proofErr w:type="spellStart"/>
+      <w:r>
+        <w:t>using</w:t>
+      </w:r>
+      <w:proofErr w:type="spellEnd"/>
+      <w:r>
+        <w:t xml:space="preserve"> panda</w:t>
       </w:r>
       <w:r>
         <w:t>s</w:t>
@@ -824,8 +949,48 @@
           <w:lang w:eastAsia="nb-NO"/>
           <w14:ligatures w14:val="none"/>
         </w:rPr>
-        <w:t># Load dataset</w:t>
-      </w:r>
+        <w:t xml:space="preserve"># </w:t>
+      </w:r>
+      <w:proofErr w:type="spellStart"/>
+      <w:r>
+        <w:rPr>
+          <w:rFonts w:ascii="Consolas" w:eastAsia="Times New Roman" w:hAnsi="Consolas" w:cs="Times New Roman"/>
+          <w:color w:val="6A9955"/>
+          <w:kern w:val="0"/>
+          <w:sz w:val="21"/>
+          <w:szCs w:val="21"/>
+          <w:lang w:eastAsia="nb-NO"/>
+          <w14:ligatures w14:val="none"/>
+        </w:rPr>
+        <w:t>Load</w:t>
+      </w:r>
+      <w:proofErr w:type="spellEnd"/>
+      <w:r>
+        <w:rPr>
+          <w:rFonts w:ascii="Consolas" w:eastAsia="Times New Roman" w:hAnsi="Consolas" w:cs="Times New Roman"/>
+          <w:color w:val="6A9955"/>
+          <w:kern w:val="0"/>
+          <w:sz w:val="21"/>
+          <w:szCs w:val="21"/>
+          <w:lang w:eastAsia="nb-NO"/>
+          <w14:ligatures w14:val="none"/>
+        </w:rPr>
+        <w:t xml:space="preserve"> </w:t>
+      </w:r>
+      <w:proofErr w:type="spellStart"/>
+      <w:r>
+        <w:rPr>
+          <w:rFonts w:ascii="Consolas" w:eastAsia="Times New Roman" w:hAnsi="Consolas" w:cs="Times New Roman"/>
+          <w:color w:val="6A9955"/>
+          <w:kern w:val="0"/>
+          <w:sz w:val="21"/>
+          <w:szCs w:val="21"/>
+          <w:lang w:eastAsia="nb-NO"/>
+          <w14:ligatures w14:val="none"/>
+        </w:rPr>
+        <w:t>dataset</w:t>
+      </w:r>
+      <w:proofErr w:type="spellEnd"/>
     </w:p>
     <w:p>
       <w:pPr>
@@ -894,6 +1059,7 @@
         </w:rPr>
         <w:t xml:space="preserve"> </w:t>
       </w:r>
+      <w:proofErr w:type="spellStart"/>
       <w:r>
         <w:rPr>
           <w:rFonts w:ascii="Consolas" w:eastAsia="Times New Roman" w:hAnsi="Consolas" w:cs="Times New Roman"/>
@@ -954,6 +1120,7 @@
         </w:rPr>
         <w:t>join</w:t>
       </w:r>
+      <w:proofErr w:type="spellEnd"/>
       <w:r>
         <w:rPr>
           <w:rFonts w:ascii="Consolas" w:eastAsia="Times New Roman" w:hAnsi="Consolas" w:cs="Times New Roman"/>
@@ -1034,6 +1201,7 @@
           <w14:ligatures w14:val="none"/>
         </w:rPr>
       </w:pPr>
+      <w:proofErr w:type="spellStart"/>
       <w:r>
         <w:rPr>
           <w:rFonts w:ascii="Consolas" w:eastAsia="Times New Roman" w:hAnsi="Consolas" w:cs="Times New Roman"/>
@@ -1046,6 +1214,7 @@
         </w:rPr>
         <w:t>df</w:t>
       </w:r>
+      <w:proofErr w:type="spellEnd"/>
       <w:r>
         <w:rPr>
           <w:rFonts w:ascii="Consolas" w:eastAsia="Times New Roman" w:hAnsi="Consolas" w:cs="Times New Roman"/>
@@ -1082,6 +1251,7 @@
         </w:rPr>
         <w:t xml:space="preserve"> </w:t>
       </w:r>
+      <w:proofErr w:type="spellStart"/>
       <w:r>
         <w:rPr>
           <w:rFonts w:ascii="Consolas" w:eastAsia="Times New Roman" w:hAnsi="Consolas" w:cs="Times New Roman"/>
@@ -1118,6 +1288,7 @@
         </w:rPr>
         <w:t>read_csv</w:t>
       </w:r>
+      <w:proofErr w:type="spellEnd"/>
       <w:r>
         <w:rPr>
           <w:rFonts w:ascii="Consolas" w:eastAsia="Times New Roman" w:hAnsi="Consolas" w:cs="Times New Roman"/>
@@ -1202,7 +1373,33 @@
           <w:lang w:eastAsia="nb-NO"/>
           <w14:ligatures w14:val="none"/>
         </w:rPr>
-        <w:t># Select features and target</w:t>
+        <w:t xml:space="preserve"># Select </w:t>
+      </w:r>
+      <w:proofErr w:type="spellStart"/>
+      <w:r>
+        <w:rPr>
+          <w:rFonts w:ascii="Consolas" w:eastAsia="Times New Roman" w:hAnsi="Consolas" w:cs="Times New Roman"/>
+          <w:color w:val="6A9955"/>
+          <w:kern w:val="0"/>
+          <w:sz w:val="21"/>
+          <w:szCs w:val="21"/>
+          <w:lang w:eastAsia="nb-NO"/>
+          <w14:ligatures w14:val="none"/>
+        </w:rPr>
+        <w:t>features</w:t>
+      </w:r>
+      <w:proofErr w:type="spellEnd"/>
+      <w:r>
+        <w:rPr>
+          <w:rFonts w:ascii="Consolas" w:eastAsia="Times New Roman" w:hAnsi="Consolas" w:cs="Times New Roman"/>
+          <w:color w:val="6A9955"/>
+          <w:kern w:val="0"/>
+          <w:sz w:val="21"/>
+          <w:szCs w:val="21"/>
+          <w:lang w:eastAsia="nb-NO"/>
+          <w14:ligatures w14:val="none"/>
+        </w:rPr>
+        <w:t xml:space="preserve"> and target</w:t>
       </w:r>
     </w:p>
     <w:p>
@@ -1224,6 +1421,7 @@
           <w14:ligatures w14:val="none"/>
         </w:rPr>
       </w:pPr>
+      <w:proofErr w:type="spellStart"/>
       <w:r>
         <w:rPr>
           <w:rFonts w:ascii="Consolas" w:eastAsia="Times New Roman" w:hAnsi="Consolas" w:cs="Times New Roman"/>
@@ -1236,6 +1434,7 @@
         </w:rPr>
         <w:t>X</w:t>
       </w:r>
+      <w:proofErr w:type="spellEnd"/>
       <w:r>
         <w:rPr>
           <w:rFonts w:ascii="Consolas" w:eastAsia="Times New Roman" w:hAnsi="Consolas" w:cs="Times New Roman"/>
@@ -1272,6 +1471,7 @@
         </w:rPr>
         <w:t xml:space="preserve"> </w:t>
       </w:r>
+      <w:proofErr w:type="spellStart"/>
       <w:r>
         <w:rPr>
           <w:rFonts w:ascii="Consolas" w:eastAsia="Times New Roman" w:hAnsi="Consolas" w:cs="Times New Roman"/>
@@ -1284,6 +1484,7 @@
         </w:rPr>
         <w:t>df</w:t>
       </w:r>
+      <w:proofErr w:type="spellEnd"/>
       <w:r>
         <w:rPr>
           <w:rFonts w:ascii="Consolas" w:eastAsia="Times New Roman" w:hAnsi="Consolas" w:cs="Times New Roman"/>
@@ -1338,7 +1539,33 @@
           <w:lang w:val="en-US" w:eastAsia="nb-NO"/>
           <w14:ligatures w14:val="none"/>
         </w:rPr>
-        <w:t>"work_year"</w:t>
+        <w:t>"</w:t>
+      </w:r>
+      <w:proofErr w:type="spellStart"/>
+      <w:r>
+        <w:rPr>
+          <w:rFonts w:ascii="Consolas" w:eastAsia="Times New Roman" w:hAnsi="Consolas" w:cs="Times New Roman"/>
+          <w:color w:val="CE9178"/>
+          <w:kern w:val="0"/>
+          <w:sz w:val="21"/>
+          <w:szCs w:val="21"/>
+          <w:lang w:val="en-US" w:eastAsia="nb-NO"/>
+          <w14:ligatures w14:val="none"/>
+        </w:rPr>
+        <w:t>work_year</w:t>
+      </w:r>
+      <w:proofErr w:type="spellEnd"/>
+      <w:r>
+        <w:rPr>
+          <w:rFonts w:ascii="Consolas" w:eastAsia="Times New Roman" w:hAnsi="Consolas" w:cs="Times New Roman"/>
+          <w:color w:val="CE9178"/>
+          <w:kern w:val="0"/>
+          <w:sz w:val="21"/>
+          <w:szCs w:val="21"/>
+          <w:lang w:val="en-US" w:eastAsia="nb-NO"/>
+          <w14:ligatures w14:val="none"/>
+        </w:rPr>
+        <w:t>"</w:t>
       </w:r>
       <w:r>
         <w:rPr>
@@ -1362,7 +1589,33 @@
           <w:lang w:val="en-US" w:eastAsia="nb-NO"/>
           <w14:ligatures w14:val="none"/>
         </w:rPr>
-        <w:t>"experience_level"</w:t>
+        <w:t>"</w:t>
+      </w:r>
+      <w:proofErr w:type="spellStart"/>
+      <w:r>
+        <w:rPr>
+          <w:rFonts w:ascii="Consolas" w:eastAsia="Times New Roman" w:hAnsi="Consolas" w:cs="Times New Roman"/>
+          <w:color w:val="CE9178"/>
+          <w:kern w:val="0"/>
+          <w:sz w:val="21"/>
+          <w:szCs w:val="21"/>
+          <w:lang w:val="en-US" w:eastAsia="nb-NO"/>
+          <w14:ligatures w14:val="none"/>
+        </w:rPr>
+        <w:t>experience_level</w:t>
+      </w:r>
+      <w:proofErr w:type="spellEnd"/>
+      <w:r>
+        <w:rPr>
+          <w:rFonts w:ascii="Consolas" w:eastAsia="Times New Roman" w:hAnsi="Consolas" w:cs="Times New Roman"/>
+          <w:color w:val="CE9178"/>
+          <w:kern w:val="0"/>
+          <w:sz w:val="21"/>
+          <w:szCs w:val="21"/>
+          <w:lang w:val="en-US" w:eastAsia="nb-NO"/>
+          <w14:ligatures w14:val="none"/>
+        </w:rPr>
+        <w:t>"</w:t>
       </w:r>
       <w:r>
         <w:rPr>
@@ -1386,7 +1639,33 @@
           <w:lang w:val="en-US" w:eastAsia="nb-NO"/>
           <w14:ligatures w14:val="none"/>
         </w:rPr>
-        <w:t>"employment_type"</w:t>
+        <w:t>"</w:t>
+      </w:r>
+      <w:proofErr w:type="spellStart"/>
+      <w:r>
+        <w:rPr>
+          <w:rFonts w:ascii="Consolas" w:eastAsia="Times New Roman" w:hAnsi="Consolas" w:cs="Times New Roman"/>
+          <w:color w:val="CE9178"/>
+          <w:kern w:val="0"/>
+          <w:sz w:val="21"/>
+          <w:szCs w:val="21"/>
+          <w:lang w:val="en-US" w:eastAsia="nb-NO"/>
+          <w14:ligatures w14:val="none"/>
+        </w:rPr>
+        <w:t>employment_type</w:t>
+      </w:r>
+      <w:proofErr w:type="spellEnd"/>
+      <w:r>
+        <w:rPr>
+          <w:rFonts w:ascii="Consolas" w:eastAsia="Times New Roman" w:hAnsi="Consolas" w:cs="Times New Roman"/>
+          <w:color w:val="CE9178"/>
+          <w:kern w:val="0"/>
+          <w:sz w:val="21"/>
+          <w:szCs w:val="21"/>
+          <w:lang w:val="en-US" w:eastAsia="nb-NO"/>
+          <w14:ligatures w14:val="none"/>
+        </w:rPr>
+        <w:t>"</w:t>
       </w:r>
       <w:r>
         <w:rPr>
@@ -1442,7 +1721,33 @@
           <w:lang w:val="en-US" w:eastAsia="nb-NO"/>
           <w14:ligatures w14:val="none"/>
         </w:rPr>
-        <w:t>"job_title"</w:t>
+        <w:t>"</w:t>
+      </w:r>
+      <w:proofErr w:type="spellStart"/>
+      <w:r>
+        <w:rPr>
+          <w:rFonts w:ascii="Consolas" w:eastAsia="Times New Roman" w:hAnsi="Consolas" w:cs="Times New Roman"/>
+          <w:color w:val="CE9178"/>
+          <w:kern w:val="0"/>
+          <w:sz w:val="21"/>
+          <w:szCs w:val="21"/>
+          <w:lang w:val="en-US" w:eastAsia="nb-NO"/>
+          <w14:ligatures w14:val="none"/>
+        </w:rPr>
+        <w:t>job_title</w:t>
+      </w:r>
+      <w:proofErr w:type="spellEnd"/>
+      <w:r>
+        <w:rPr>
+          <w:rFonts w:ascii="Consolas" w:eastAsia="Times New Roman" w:hAnsi="Consolas" w:cs="Times New Roman"/>
+          <w:color w:val="CE9178"/>
+          <w:kern w:val="0"/>
+          <w:sz w:val="21"/>
+          <w:szCs w:val="21"/>
+          <w:lang w:val="en-US" w:eastAsia="nb-NO"/>
+          <w14:ligatures w14:val="none"/>
+        </w:rPr>
+        <w:t>"</w:t>
       </w:r>
       <w:r>
         <w:rPr>
@@ -1466,7 +1771,33 @@
           <w:lang w:val="en-US" w:eastAsia="nb-NO"/>
           <w14:ligatures w14:val="none"/>
         </w:rPr>
-        <w:t>"employee_residence"</w:t>
+        <w:t>"</w:t>
+      </w:r>
+      <w:proofErr w:type="spellStart"/>
+      <w:r>
+        <w:rPr>
+          <w:rFonts w:ascii="Consolas" w:eastAsia="Times New Roman" w:hAnsi="Consolas" w:cs="Times New Roman"/>
+          <w:color w:val="CE9178"/>
+          <w:kern w:val="0"/>
+          <w:sz w:val="21"/>
+          <w:szCs w:val="21"/>
+          <w:lang w:val="en-US" w:eastAsia="nb-NO"/>
+          <w14:ligatures w14:val="none"/>
+        </w:rPr>
+        <w:t>employee_residence</w:t>
+      </w:r>
+      <w:proofErr w:type="spellEnd"/>
+      <w:r>
+        <w:rPr>
+          <w:rFonts w:ascii="Consolas" w:eastAsia="Times New Roman" w:hAnsi="Consolas" w:cs="Times New Roman"/>
+          <w:color w:val="CE9178"/>
+          <w:kern w:val="0"/>
+          <w:sz w:val="21"/>
+          <w:szCs w:val="21"/>
+          <w:lang w:val="en-US" w:eastAsia="nb-NO"/>
+          <w14:ligatures w14:val="none"/>
+        </w:rPr>
+        <w:t>"</w:t>
       </w:r>
       <w:r>
         <w:rPr>
@@ -1490,7 +1821,33 @@
           <w:lang w:val="en-US" w:eastAsia="nb-NO"/>
           <w14:ligatures w14:val="none"/>
         </w:rPr>
-        <w:t>"remote_ratio"</w:t>
+        <w:t>"</w:t>
+      </w:r>
+      <w:proofErr w:type="spellStart"/>
+      <w:r>
+        <w:rPr>
+          <w:rFonts w:ascii="Consolas" w:eastAsia="Times New Roman" w:hAnsi="Consolas" w:cs="Times New Roman"/>
+          <w:color w:val="CE9178"/>
+          <w:kern w:val="0"/>
+          <w:sz w:val="21"/>
+          <w:szCs w:val="21"/>
+          <w:lang w:val="en-US" w:eastAsia="nb-NO"/>
+          <w14:ligatures w14:val="none"/>
+        </w:rPr>
+        <w:t>remote_ratio</w:t>
+      </w:r>
+      <w:proofErr w:type="spellEnd"/>
+      <w:r>
+        <w:rPr>
+          <w:rFonts w:ascii="Consolas" w:eastAsia="Times New Roman" w:hAnsi="Consolas" w:cs="Times New Roman"/>
+          <w:color w:val="CE9178"/>
+          <w:kern w:val="0"/>
+          <w:sz w:val="21"/>
+          <w:szCs w:val="21"/>
+          <w:lang w:val="en-US" w:eastAsia="nb-NO"/>
+          <w14:ligatures w14:val="none"/>
+        </w:rPr>
+        <w:t>"</w:t>
       </w:r>
       <w:r>
         <w:rPr>
@@ -1546,18 +1903,44 @@
           <w:lang w:eastAsia="nb-NO"/>
           <w14:ligatures w14:val="none"/>
         </w:rPr>
-        <w:t>"company_location"</w:t>
-      </w:r>
-      <w:r>
-        <w:rPr>
-          <w:rFonts w:ascii="Consolas" w:eastAsia="Times New Roman" w:hAnsi="Consolas" w:cs="Times New Roman"/>
-          <w:color w:val="CCCCCC"/>
+        <w:t>"</w:t>
+      </w:r>
+      <w:proofErr w:type="spellStart"/>
+      <w:r>
+        <w:rPr>
+          <w:rFonts w:ascii="Consolas" w:eastAsia="Times New Roman" w:hAnsi="Consolas" w:cs="Times New Roman"/>
+          <w:color w:val="CE9178"/>
           <w:kern w:val="0"/>
           <w:sz w:val="21"/>
           <w:szCs w:val="21"/>
           <w:lang w:eastAsia="nb-NO"/>
           <w14:ligatures w14:val="none"/>
         </w:rPr>
+        <w:t>company_location</w:t>
+      </w:r>
+      <w:proofErr w:type="spellEnd"/>
+      <w:r>
+        <w:rPr>
+          <w:rFonts w:ascii="Consolas" w:eastAsia="Times New Roman" w:hAnsi="Consolas" w:cs="Times New Roman"/>
+          <w:color w:val="CE9178"/>
+          <w:kern w:val="0"/>
+          <w:sz w:val="21"/>
+          <w:szCs w:val="21"/>
+          <w:lang w:eastAsia="nb-NO"/>
+          <w14:ligatures w14:val="none"/>
+        </w:rPr>
+        <w:t>"</w:t>
+      </w:r>
+      <w:r>
+        <w:rPr>
+          <w:rFonts w:ascii="Consolas" w:eastAsia="Times New Roman" w:hAnsi="Consolas" w:cs="Times New Roman"/>
+          <w:color w:val="CCCCCC"/>
+          <w:kern w:val="0"/>
+          <w:sz w:val="21"/>
+          <w:szCs w:val="21"/>
+          <w:lang w:eastAsia="nb-NO"/>
+          <w14:ligatures w14:val="none"/>
+        </w:rPr>
         <w:t xml:space="preserve">, </w:t>
       </w:r>
       <w:r>
@@ -1570,7 +1953,33 @@
           <w:lang w:eastAsia="nb-NO"/>
           <w14:ligatures w14:val="none"/>
         </w:rPr>
-        <w:t>"company_size"</w:t>
+        <w:t>"</w:t>
+      </w:r>
+      <w:proofErr w:type="spellStart"/>
+      <w:r>
+        <w:rPr>
+          <w:rFonts w:ascii="Consolas" w:eastAsia="Times New Roman" w:hAnsi="Consolas" w:cs="Times New Roman"/>
+          <w:color w:val="CE9178"/>
+          <w:kern w:val="0"/>
+          <w:sz w:val="21"/>
+          <w:szCs w:val="21"/>
+          <w:lang w:eastAsia="nb-NO"/>
+          <w14:ligatures w14:val="none"/>
+        </w:rPr>
+        <w:t>company_size</w:t>
+      </w:r>
+      <w:proofErr w:type="spellEnd"/>
+      <w:r>
+        <w:rPr>
+          <w:rFonts w:ascii="Consolas" w:eastAsia="Times New Roman" w:hAnsi="Consolas" w:cs="Times New Roman"/>
+          <w:color w:val="CE9178"/>
+          <w:kern w:val="0"/>
+          <w:sz w:val="21"/>
+          <w:szCs w:val="21"/>
+          <w:lang w:eastAsia="nb-NO"/>
+          <w14:ligatures w14:val="none"/>
+        </w:rPr>
+        <w:t>"</w:t>
       </w:r>
     </w:p>
     <w:p>
@@ -1672,6 +2081,7 @@
         </w:rPr>
         <w:t xml:space="preserve"> </w:t>
       </w:r>
+      <w:proofErr w:type="spellStart"/>
       <w:r>
         <w:rPr>
           <w:rFonts w:ascii="Consolas" w:eastAsia="Times New Roman" w:hAnsi="Consolas" w:cs="Times New Roman"/>
@@ -1684,6 +2094,7 @@
         </w:rPr>
         <w:t>df</w:t>
       </w:r>
+      <w:proofErr w:type="spellEnd"/>
       <w:r>
         <w:rPr>
           <w:rFonts w:ascii="Consolas" w:eastAsia="Times New Roman" w:hAnsi="Consolas" w:cs="Times New Roman"/>
@@ -1706,7 +2117,33 @@
           <w:lang w:val="en-US" w:eastAsia="nb-NO"/>
           <w14:ligatures w14:val="none"/>
         </w:rPr>
-        <w:t>"salary_in_usd"</w:t>
+        <w:t>"</w:t>
+      </w:r>
+      <w:proofErr w:type="spellStart"/>
+      <w:r>
+        <w:rPr>
+          <w:rFonts w:ascii="Consolas" w:eastAsia="Times New Roman" w:hAnsi="Consolas" w:cs="Times New Roman"/>
+          <w:color w:val="CE9178"/>
+          <w:kern w:val="0"/>
+          <w:sz w:val="21"/>
+          <w:szCs w:val="21"/>
+          <w:lang w:val="en-US" w:eastAsia="nb-NO"/>
+          <w14:ligatures w14:val="none"/>
+        </w:rPr>
+        <w:t>salary_in_usd</w:t>
+      </w:r>
+      <w:proofErr w:type="spellEnd"/>
+      <w:r>
+        <w:rPr>
+          <w:rFonts w:ascii="Consolas" w:eastAsia="Times New Roman" w:hAnsi="Consolas" w:cs="Times New Roman"/>
+          <w:color w:val="CE9178"/>
+          <w:kern w:val="0"/>
+          <w:sz w:val="21"/>
+          <w:szCs w:val="21"/>
+          <w:lang w:val="en-US" w:eastAsia="nb-NO"/>
+          <w14:ligatures w14:val="none"/>
+        </w:rPr>
+        <w:t>"</w:t>
       </w:r>
       <w:r>
         <w:rPr>
@@ -1790,6 +2227,7 @@
           <w14:ligatures w14:val="none"/>
         </w:rPr>
       </w:pPr>
+      <w:proofErr w:type="spellStart"/>
       <w:r>
         <w:rPr>
           <w:rFonts w:ascii="Consolas" w:eastAsia="Times New Roman" w:hAnsi="Consolas" w:cs="Times New Roman"/>
@@ -1802,6 +2240,7 @@
         </w:rPr>
         <w:t>X_train</w:t>
       </w:r>
+      <w:proofErr w:type="spellEnd"/>
       <w:r>
         <w:rPr>
           <w:rFonts w:ascii="Consolas" w:eastAsia="Times New Roman" w:hAnsi="Consolas" w:cs="Times New Roman"/>
@@ -1814,6 +2253,7 @@
         </w:rPr>
         <w:t xml:space="preserve">, </w:t>
       </w:r>
+      <w:proofErr w:type="spellStart"/>
       <w:r>
         <w:rPr>
           <w:rFonts w:ascii="Consolas" w:eastAsia="Times New Roman" w:hAnsi="Consolas" w:cs="Times New Roman"/>
@@ -1826,6 +2266,7 @@
         </w:rPr>
         <w:t>X_test</w:t>
       </w:r>
+      <w:proofErr w:type="spellEnd"/>
       <w:r>
         <w:rPr>
           <w:rFonts w:ascii="Consolas" w:eastAsia="Times New Roman" w:hAnsi="Consolas" w:cs="Times New Roman"/>
@@ -1838,6 +2279,7 @@
         </w:rPr>
         <w:t xml:space="preserve">, </w:t>
       </w:r>
+      <w:proofErr w:type="spellStart"/>
       <w:r>
         <w:rPr>
           <w:rFonts w:ascii="Consolas" w:eastAsia="Times New Roman" w:hAnsi="Consolas" w:cs="Times New Roman"/>
@@ -1850,6 +2292,7 @@
         </w:rPr>
         <w:t>y_train</w:t>
       </w:r>
+      <w:proofErr w:type="spellEnd"/>
       <w:r>
         <w:rPr>
           <w:rFonts w:ascii="Consolas" w:eastAsia="Times New Roman" w:hAnsi="Consolas" w:cs="Times New Roman"/>
@@ -1862,6 +2305,7 @@
         </w:rPr>
         <w:t xml:space="preserve">, </w:t>
       </w:r>
+      <w:proofErr w:type="spellStart"/>
       <w:r>
         <w:rPr>
           <w:rFonts w:ascii="Consolas" w:eastAsia="Times New Roman" w:hAnsi="Consolas" w:cs="Times New Roman"/>
@@ -1874,6 +2318,7 @@
         </w:rPr>
         <w:t>y_test</w:t>
       </w:r>
+      <w:proofErr w:type="spellEnd"/>
       <w:r>
         <w:rPr>
           <w:rFonts w:ascii="Consolas" w:eastAsia="Times New Roman" w:hAnsi="Consolas" w:cs="Times New Roman"/>
@@ -1910,6 +2355,7 @@
         </w:rPr>
         <w:t xml:space="preserve"> </w:t>
       </w:r>
+      <w:proofErr w:type="spellStart"/>
       <w:r>
         <w:rPr>
           <w:rFonts w:ascii="Consolas" w:eastAsia="Times New Roman" w:hAnsi="Consolas" w:cs="Times New Roman"/>
@@ -1922,6 +2368,7 @@
         </w:rPr>
         <w:t>train_test_split</w:t>
       </w:r>
+      <w:proofErr w:type="spellEnd"/>
       <w:r>
         <w:rPr>
           <w:rFonts w:ascii="Consolas" w:eastAsia="Times New Roman" w:hAnsi="Consolas" w:cs="Times New Roman"/>
@@ -1982,6 +2429,7 @@
         </w:rPr>
         <w:t xml:space="preserve">, </w:t>
       </w:r>
+      <w:proofErr w:type="spellStart"/>
       <w:r>
         <w:rPr>
           <w:rFonts w:ascii="Consolas" w:eastAsia="Times New Roman" w:hAnsi="Consolas" w:cs="Times New Roman"/>
@@ -1994,6 +2442,7 @@
         </w:rPr>
         <w:t>test_size</w:t>
       </w:r>
+      <w:proofErr w:type="spellEnd"/>
       <w:r>
         <w:rPr>
           <w:rFonts w:ascii="Consolas" w:eastAsia="Times New Roman" w:hAnsi="Consolas" w:cs="Times New Roman"/>
@@ -2030,6 +2479,7 @@
         </w:rPr>
         <w:t xml:space="preserve">, </w:t>
       </w:r>
+      <w:proofErr w:type="spellStart"/>
       <w:r>
         <w:rPr>
           <w:rFonts w:ascii="Consolas" w:eastAsia="Times New Roman" w:hAnsi="Consolas" w:cs="Times New Roman"/>
@@ -2042,6 +2492,7 @@
         </w:rPr>
         <w:t>random_state</w:t>
       </w:r>
+      <w:proofErr w:type="spellEnd"/>
       <w:r>
         <w:rPr>
           <w:rFonts w:ascii="Consolas" w:eastAsia="Times New Roman" w:hAnsi="Consolas" w:cs="Times New Roman"/>
@@ -2090,9 +2541,27 @@
           <w:lang w:val="en-US"/>
         </w:rPr>
       </w:pPr>
-      <w:r>
-        <w:t>Encoding categorical features</w:t>
-      </w:r>
+      <w:proofErr w:type="spellStart"/>
+      <w:r>
+        <w:t>Encoding</w:t>
+      </w:r>
+      <w:proofErr w:type="spellEnd"/>
+      <w:r>
+        <w:t xml:space="preserve"> </w:t>
+      </w:r>
+      <w:proofErr w:type="spellStart"/>
+      <w:r>
+        <w:t>categorical</w:t>
+      </w:r>
+      <w:proofErr w:type="spellEnd"/>
+      <w:r>
+        <w:t xml:space="preserve"> </w:t>
+      </w:r>
+      <w:proofErr w:type="spellStart"/>
+      <w:r>
+        <w:t>features</w:t>
+      </w:r>
+      <w:proofErr w:type="spellEnd"/>
     </w:p>
     <w:p>
       <w:pPr>
@@ -2123,8 +2592,74 @@
           <w:lang w:eastAsia="nb-NO"/>
           <w14:ligatures w14:val="none"/>
         </w:rPr>
-        <w:t># Preprocess categorical features</w:t>
-      </w:r>
+        <w:t xml:space="preserve"># </w:t>
+      </w:r>
+      <w:proofErr w:type="spellStart"/>
+      <w:r>
+        <w:rPr>
+          <w:rFonts w:ascii="Consolas" w:eastAsia="Times New Roman" w:hAnsi="Consolas" w:cs="Times New Roman"/>
+          <w:color w:val="6A9955"/>
+          <w:kern w:val="0"/>
+          <w:sz w:val="21"/>
+          <w:szCs w:val="21"/>
+          <w:lang w:eastAsia="nb-NO"/>
+          <w14:ligatures w14:val="none"/>
+        </w:rPr>
+        <w:t>Preprocess</w:t>
+      </w:r>
+      <w:proofErr w:type="spellEnd"/>
+      <w:r>
+        <w:rPr>
+          <w:rFonts w:ascii="Consolas" w:eastAsia="Times New Roman" w:hAnsi="Consolas" w:cs="Times New Roman"/>
+          <w:color w:val="6A9955"/>
+          <w:kern w:val="0"/>
+          <w:sz w:val="21"/>
+          <w:szCs w:val="21"/>
+          <w:lang w:eastAsia="nb-NO"/>
+          <w14:ligatures w14:val="none"/>
+        </w:rPr>
+        <w:t xml:space="preserve"> </w:t>
+      </w:r>
+      <w:proofErr w:type="spellStart"/>
+      <w:r>
+        <w:rPr>
+          <w:rFonts w:ascii="Consolas" w:eastAsia="Times New Roman" w:hAnsi="Consolas" w:cs="Times New Roman"/>
+          <w:color w:val="6A9955"/>
+          <w:kern w:val="0"/>
+          <w:sz w:val="21"/>
+          <w:szCs w:val="21"/>
+          <w:lang w:eastAsia="nb-NO"/>
+          <w14:ligatures w14:val="none"/>
+        </w:rPr>
+        <w:t>categorical</w:t>
+      </w:r>
+      <w:proofErr w:type="spellEnd"/>
+      <w:r>
+        <w:rPr>
+          <w:rFonts w:ascii="Consolas" w:eastAsia="Times New Roman" w:hAnsi="Consolas" w:cs="Times New Roman"/>
+          <w:color w:val="6A9955"/>
+          <w:kern w:val="0"/>
+          <w:sz w:val="21"/>
+          <w:szCs w:val="21"/>
+          <w:lang w:eastAsia="nb-NO"/>
+          <w14:ligatures w14:val="none"/>
+        </w:rPr>
+        <w:t xml:space="preserve"> </w:t>
+      </w:r>
+      <w:proofErr w:type="spellStart"/>
+      <w:r>
+        <w:rPr>
+          <w:rFonts w:ascii="Consolas" w:eastAsia="Times New Roman" w:hAnsi="Consolas" w:cs="Times New Roman"/>
+          <w:color w:val="6A9955"/>
+          <w:kern w:val="0"/>
+          <w:sz w:val="21"/>
+          <w:szCs w:val="21"/>
+          <w:lang w:eastAsia="nb-NO"/>
+          <w14:ligatures w14:val="none"/>
+        </w:rPr>
+        <w:t>features</w:t>
+      </w:r>
+      <w:proofErr w:type="spellEnd"/>
     </w:p>
     <w:p>
       <w:pPr>
@@ -2145,6 +2680,7 @@
           <w14:ligatures w14:val="none"/>
         </w:rPr>
       </w:pPr>
+      <w:proofErr w:type="spellStart"/>
       <w:r>
         <w:rPr>
           <w:rFonts w:ascii="Consolas" w:eastAsia="Times New Roman" w:hAnsi="Consolas" w:cs="Times New Roman"/>
@@ -2157,6 +2693,7 @@
         </w:rPr>
         <w:t>categorical_cols</w:t>
       </w:r>
+      <w:proofErr w:type="spellEnd"/>
       <w:r>
         <w:rPr>
           <w:rFonts w:ascii="Consolas" w:eastAsia="Times New Roman" w:hAnsi="Consolas" w:cs="Times New Roman"/>
@@ -2203,7 +2740,33 @@
           <w:lang w:val="en-US" w:eastAsia="nb-NO"/>
           <w14:ligatures w14:val="none"/>
         </w:rPr>
-        <w:t>"experience_level"</w:t>
+        <w:t>"</w:t>
+      </w:r>
+      <w:proofErr w:type="spellStart"/>
+      <w:r>
+        <w:rPr>
+          <w:rFonts w:ascii="Consolas" w:eastAsia="Times New Roman" w:hAnsi="Consolas" w:cs="Times New Roman"/>
+          <w:color w:val="CE9178"/>
+          <w:kern w:val="0"/>
+          <w:sz w:val="21"/>
+          <w:szCs w:val="21"/>
+          <w:lang w:val="en-US" w:eastAsia="nb-NO"/>
+          <w14:ligatures w14:val="none"/>
+        </w:rPr>
+        <w:t>experience_level</w:t>
+      </w:r>
+      <w:proofErr w:type="spellEnd"/>
+      <w:r>
+        <w:rPr>
+          <w:rFonts w:ascii="Consolas" w:eastAsia="Times New Roman" w:hAnsi="Consolas" w:cs="Times New Roman"/>
+          <w:color w:val="CE9178"/>
+          <w:kern w:val="0"/>
+          <w:sz w:val="21"/>
+          <w:szCs w:val="21"/>
+          <w:lang w:val="en-US" w:eastAsia="nb-NO"/>
+          <w14:ligatures w14:val="none"/>
+        </w:rPr>
+        <w:t>"</w:t>
       </w:r>
       <w:r>
         <w:rPr>
@@ -2227,7 +2790,33 @@
           <w:lang w:val="en-US" w:eastAsia="nb-NO"/>
           <w14:ligatures w14:val="none"/>
         </w:rPr>
-        <w:t>"employment_type"</w:t>
+        <w:t>"</w:t>
+      </w:r>
+      <w:proofErr w:type="spellStart"/>
+      <w:r>
+        <w:rPr>
+          <w:rFonts w:ascii="Consolas" w:eastAsia="Times New Roman" w:hAnsi="Consolas" w:cs="Times New Roman"/>
+          <w:color w:val="CE9178"/>
+          <w:kern w:val="0"/>
+          <w:sz w:val="21"/>
+          <w:szCs w:val="21"/>
+          <w:lang w:val="en-US" w:eastAsia="nb-NO"/>
+          <w14:ligatures w14:val="none"/>
+        </w:rPr>
+        <w:t>employment_type</w:t>
+      </w:r>
+      <w:proofErr w:type="spellEnd"/>
+      <w:r>
+        <w:rPr>
+          <w:rFonts w:ascii="Consolas" w:eastAsia="Times New Roman" w:hAnsi="Consolas" w:cs="Times New Roman"/>
+          <w:color w:val="CE9178"/>
+          <w:kern w:val="0"/>
+          <w:sz w:val="21"/>
+          <w:szCs w:val="21"/>
+          <w:lang w:val="en-US" w:eastAsia="nb-NO"/>
+          <w14:ligatures w14:val="none"/>
+        </w:rPr>
+        <w:t>"</w:t>
       </w:r>
       <w:r>
         <w:rPr>
@@ -2251,7 +2840,33 @@
           <w:lang w:val="en-US" w:eastAsia="nb-NO"/>
           <w14:ligatures w14:val="none"/>
         </w:rPr>
-        <w:t>"job_title"</w:t>
+        <w:t>"</w:t>
+      </w:r>
+      <w:proofErr w:type="spellStart"/>
+      <w:r>
+        <w:rPr>
+          <w:rFonts w:ascii="Consolas" w:eastAsia="Times New Roman" w:hAnsi="Consolas" w:cs="Times New Roman"/>
+          <w:color w:val="CE9178"/>
+          <w:kern w:val="0"/>
+          <w:sz w:val="21"/>
+          <w:szCs w:val="21"/>
+          <w:lang w:val="en-US" w:eastAsia="nb-NO"/>
+          <w14:ligatures w14:val="none"/>
+        </w:rPr>
+        <w:t>job_title</w:t>
+      </w:r>
+      <w:proofErr w:type="spellEnd"/>
+      <w:r>
+        <w:rPr>
+          <w:rFonts w:ascii="Consolas" w:eastAsia="Times New Roman" w:hAnsi="Consolas" w:cs="Times New Roman"/>
+          <w:color w:val="CE9178"/>
+          <w:kern w:val="0"/>
+          <w:sz w:val="21"/>
+          <w:szCs w:val="21"/>
+          <w:lang w:val="en-US" w:eastAsia="nb-NO"/>
+          <w14:ligatures w14:val="none"/>
+        </w:rPr>
+        <w:t>"</w:t>
       </w:r>
       <w:r>
         <w:rPr>
@@ -2307,7 +2922,33 @@
           <w:lang w:val="en-US" w:eastAsia="nb-NO"/>
           <w14:ligatures w14:val="none"/>
         </w:rPr>
-        <w:t>"employee_residence"</w:t>
+        <w:t>"</w:t>
+      </w:r>
+      <w:proofErr w:type="spellStart"/>
+      <w:r>
+        <w:rPr>
+          <w:rFonts w:ascii="Consolas" w:eastAsia="Times New Roman" w:hAnsi="Consolas" w:cs="Times New Roman"/>
+          <w:color w:val="CE9178"/>
+          <w:kern w:val="0"/>
+          <w:sz w:val="21"/>
+          <w:szCs w:val="21"/>
+          <w:lang w:val="en-US" w:eastAsia="nb-NO"/>
+          <w14:ligatures w14:val="none"/>
+        </w:rPr>
+        <w:t>employee_residence</w:t>
+      </w:r>
+      <w:proofErr w:type="spellEnd"/>
+      <w:r>
+        <w:rPr>
+          <w:rFonts w:ascii="Consolas" w:eastAsia="Times New Roman" w:hAnsi="Consolas" w:cs="Times New Roman"/>
+          <w:color w:val="CE9178"/>
+          <w:kern w:val="0"/>
+          <w:sz w:val="21"/>
+          <w:szCs w:val="21"/>
+          <w:lang w:val="en-US" w:eastAsia="nb-NO"/>
+          <w14:ligatures w14:val="none"/>
+        </w:rPr>
+        <w:t>"</w:t>
       </w:r>
       <w:r>
         <w:rPr>
@@ -2331,7 +2972,33 @@
           <w:lang w:val="en-US" w:eastAsia="nb-NO"/>
           <w14:ligatures w14:val="none"/>
         </w:rPr>
-        <w:t>"company_location"</w:t>
+        <w:t>"</w:t>
+      </w:r>
+      <w:proofErr w:type="spellStart"/>
+      <w:r>
+        <w:rPr>
+          <w:rFonts w:ascii="Consolas" w:eastAsia="Times New Roman" w:hAnsi="Consolas" w:cs="Times New Roman"/>
+          <w:color w:val="CE9178"/>
+          <w:kern w:val="0"/>
+          <w:sz w:val="21"/>
+          <w:szCs w:val="21"/>
+          <w:lang w:val="en-US" w:eastAsia="nb-NO"/>
+          <w14:ligatures w14:val="none"/>
+        </w:rPr>
+        <w:t>company_location</w:t>
+      </w:r>
+      <w:proofErr w:type="spellEnd"/>
+      <w:r>
+        <w:rPr>
+          <w:rFonts w:ascii="Consolas" w:eastAsia="Times New Roman" w:hAnsi="Consolas" w:cs="Times New Roman"/>
+          <w:color w:val="CE9178"/>
+          <w:kern w:val="0"/>
+          <w:sz w:val="21"/>
+          <w:szCs w:val="21"/>
+          <w:lang w:val="en-US" w:eastAsia="nb-NO"/>
+          <w14:ligatures w14:val="none"/>
+        </w:rPr>
+        <w:t>"</w:t>
       </w:r>
       <w:r>
         <w:rPr>
@@ -2355,7 +3022,33 @@
           <w:lang w:val="en-US" w:eastAsia="nb-NO"/>
           <w14:ligatures w14:val="none"/>
         </w:rPr>
-        <w:t>"company_size"</w:t>
+        <w:t>"</w:t>
+      </w:r>
+      <w:proofErr w:type="spellStart"/>
+      <w:r>
+        <w:rPr>
+          <w:rFonts w:ascii="Consolas" w:eastAsia="Times New Roman" w:hAnsi="Consolas" w:cs="Times New Roman"/>
+          <w:color w:val="CE9178"/>
+          <w:kern w:val="0"/>
+          <w:sz w:val="21"/>
+          <w:szCs w:val="21"/>
+          <w:lang w:val="en-US" w:eastAsia="nb-NO"/>
+          <w14:ligatures w14:val="none"/>
+        </w:rPr>
+        <w:t>company_size</w:t>
+      </w:r>
+      <w:proofErr w:type="spellEnd"/>
+      <w:r>
+        <w:rPr>
+          <w:rFonts w:ascii="Consolas" w:eastAsia="Times New Roman" w:hAnsi="Consolas" w:cs="Times New Roman"/>
+          <w:color w:val="CE9178"/>
+          <w:kern w:val="0"/>
+          <w:sz w:val="21"/>
+          <w:szCs w:val="21"/>
+          <w:lang w:val="en-US" w:eastAsia="nb-NO"/>
+          <w14:ligatures w14:val="none"/>
+        </w:rPr>
+        <w:t>"</w:t>
       </w:r>
       <w:r>
         <w:rPr>
@@ -2389,6 +3082,7 @@
           <w14:ligatures w14:val="none"/>
         </w:rPr>
       </w:pPr>
+      <w:proofErr w:type="spellStart"/>
       <w:r>
         <w:rPr>
           <w:rFonts w:ascii="Consolas" w:eastAsia="Times New Roman" w:hAnsi="Consolas" w:cs="Times New Roman"/>
@@ -2401,6 +3095,7 @@
         </w:rPr>
         <w:t>numeric_cols</w:t>
       </w:r>
+      <w:proofErr w:type="spellEnd"/>
       <w:r>
         <w:rPr>
           <w:rFonts w:ascii="Consolas" w:eastAsia="Times New Roman" w:hAnsi="Consolas" w:cs="Times New Roman"/>
@@ -2447,7 +3142,33 @@
           <w:lang w:val="en-US" w:eastAsia="nb-NO"/>
           <w14:ligatures w14:val="none"/>
         </w:rPr>
-        <w:t>"work_year"</w:t>
+        <w:t>"</w:t>
+      </w:r>
+      <w:proofErr w:type="spellStart"/>
+      <w:r>
+        <w:rPr>
+          <w:rFonts w:ascii="Consolas" w:eastAsia="Times New Roman" w:hAnsi="Consolas" w:cs="Times New Roman"/>
+          <w:color w:val="CE9178"/>
+          <w:kern w:val="0"/>
+          <w:sz w:val="21"/>
+          <w:szCs w:val="21"/>
+          <w:lang w:val="en-US" w:eastAsia="nb-NO"/>
+          <w14:ligatures w14:val="none"/>
+        </w:rPr>
+        <w:t>work_year</w:t>
+      </w:r>
+      <w:proofErr w:type="spellEnd"/>
+      <w:r>
+        <w:rPr>
+          <w:rFonts w:ascii="Consolas" w:eastAsia="Times New Roman" w:hAnsi="Consolas" w:cs="Times New Roman"/>
+          <w:color w:val="CE9178"/>
+          <w:kern w:val="0"/>
+          <w:sz w:val="21"/>
+          <w:szCs w:val="21"/>
+          <w:lang w:val="en-US" w:eastAsia="nb-NO"/>
+          <w14:ligatures w14:val="none"/>
+        </w:rPr>
+        <w:t>"</w:t>
       </w:r>
       <w:r>
         <w:rPr>
@@ -2471,7 +3192,33 @@
           <w:lang w:val="en-US" w:eastAsia="nb-NO"/>
           <w14:ligatures w14:val="none"/>
         </w:rPr>
-        <w:t>"remote_ratio"</w:t>
+        <w:t>"</w:t>
+      </w:r>
+      <w:proofErr w:type="spellStart"/>
+      <w:r>
+        <w:rPr>
+          <w:rFonts w:ascii="Consolas" w:eastAsia="Times New Roman" w:hAnsi="Consolas" w:cs="Times New Roman"/>
+          <w:color w:val="CE9178"/>
+          <w:kern w:val="0"/>
+          <w:sz w:val="21"/>
+          <w:szCs w:val="21"/>
+          <w:lang w:val="en-US" w:eastAsia="nb-NO"/>
+          <w14:ligatures w14:val="none"/>
+        </w:rPr>
+        <w:t>remote_ratio</w:t>
+      </w:r>
+      <w:proofErr w:type="spellEnd"/>
+      <w:r>
+        <w:rPr>
+          <w:rFonts w:ascii="Consolas" w:eastAsia="Times New Roman" w:hAnsi="Consolas" w:cs="Times New Roman"/>
+          <w:color w:val="CE9178"/>
+          <w:kern w:val="0"/>
+          <w:sz w:val="21"/>
+          <w:szCs w:val="21"/>
+          <w:lang w:val="en-US" w:eastAsia="nb-NO"/>
+          <w14:ligatures w14:val="none"/>
+        </w:rPr>
+        <w:t>"</w:t>
       </w:r>
       <w:r>
         <w:rPr>
@@ -2525,6 +3272,7 @@
           <w14:ligatures w14:val="none"/>
         </w:rPr>
       </w:pPr>
+      <w:proofErr w:type="spellStart"/>
       <w:r>
         <w:rPr>
           <w:rFonts w:ascii="Consolas" w:eastAsia="Times New Roman" w:hAnsi="Consolas" w:cs="Times New Roman"/>
@@ -2537,6 +3285,7 @@
         </w:rPr>
         <w:t>preprocessor</w:t>
       </w:r>
+      <w:proofErr w:type="spellEnd"/>
       <w:r>
         <w:rPr>
           <w:rFonts w:ascii="Consolas" w:eastAsia="Times New Roman" w:hAnsi="Consolas" w:cs="Times New Roman"/>
@@ -2573,6 +3322,7 @@
         </w:rPr>
         <w:t xml:space="preserve"> </w:t>
       </w:r>
+      <w:proofErr w:type="spellStart"/>
       <w:r>
         <w:rPr>
           <w:rFonts w:ascii="Consolas" w:eastAsia="Times New Roman" w:hAnsi="Consolas" w:cs="Times New Roman"/>
@@ -2585,6 +3335,7 @@
         </w:rPr>
         <w:t>ColumnTransformer</w:t>
       </w:r>
+      <w:proofErr w:type="spellEnd"/>
       <w:r>
         <w:rPr>
           <w:rFonts w:ascii="Consolas" w:eastAsia="Times New Roman" w:hAnsi="Consolas" w:cs="Times New Roman"/>
@@ -2629,6 +3380,7 @@
         </w:rPr>
         <w:t xml:space="preserve">    </w:t>
       </w:r>
+      <w:proofErr w:type="spellStart"/>
       <w:r>
         <w:rPr>
           <w:rFonts w:ascii="Consolas" w:eastAsia="Times New Roman" w:hAnsi="Consolas" w:cs="Times New Roman"/>
@@ -2641,6 +3393,7 @@
         </w:rPr>
         <w:t>transformers</w:t>
       </w:r>
+      <w:proofErr w:type="spellEnd"/>
       <w:r>
         <w:rPr>
           <w:rFonts w:ascii="Consolas" w:eastAsia="Times New Roman" w:hAnsi="Consolas" w:cs="Times New Roman"/>
@@ -2721,6 +3474,7 @@
         </w:rPr>
         <w:t xml:space="preserve">, </w:t>
       </w:r>
+      <w:proofErr w:type="spellStart"/>
       <w:r>
         <w:rPr>
           <w:rFonts w:ascii="Consolas" w:eastAsia="Times New Roman" w:hAnsi="Consolas" w:cs="Times New Roman"/>
@@ -2733,6 +3487,7 @@
         </w:rPr>
         <w:t>OneHotEncoder</w:t>
       </w:r>
+      <w:proofErr w:type="spellEnd"/>
       <w:r>
         <w:rPr>
           <w:rFonts w:ascii="Consolas" w:eastAsia="Times New Roman" w:hAnsi="Consolas" w:cs="Times New Roman"/>
@@ -2745,6 +3500,7 @@
         </w:rPr>
         <w:t>(</w:t>
       </w:r>
+      <w:proofErr w:type="spellStart"/>
       <w:r>
         <w:rPr>
           <w:rFonts w:ascii="Consolas" w:eastAsia="Times New Roman" w:hAnsi="Consolas" w:cs="Times New Roman"/>
@@ -2757,6 +3513,7 @@
         </w:rPr>
         <w:t>handle_unknown</w:t>
       </w:r>
+      <w:proofErr w:type="spellEnd"/>
       <w:r>
         <w:rPr>
           <w:rFonts w:ascii="Consolas" w:eastAsia="Times New Roman" w:hAnsi="Consolas" w:cs="Times New Roman"/>
@@ -2793,6 +3550,7 @@
         </w:rPr>
         <w:t xml:space="preserve">), </w:t>
       </w:r>
+      <w:proofErr w:type="spellStart"/>
       <w:r>
         <w:rPr>
           <w:rFonts w:ascii="Consolas" w:eastAsia="Times New Roman" w:hAnsi="Consolas" w:cs="Times New Roman"/>
@@ -2805,6 +3563,7 @@
         </w:rPr>
         <w:t>categorical_cols</w:t>
       </w:r>
+      <w:proofErr w:type="spellEnd"/>
       <w:r>
         <w:rPr>
           <w:rFonts w:ascii="Consolas" w:eastAsia="Times New Roman" w:hAnsi="Consolas" w:cs="Times New Roman"/>
@@ -2871,18 +3630,44 @@
           <w:lang w:eastAsia="nb-NO"/>
           <w14:ligatures w14:val="none"/>
         </w:rPr>
-        <w:t>"num"</w:t>
-      </w:r>
-      <w:r>
-        <w:rPr>
-          <w:rFonts w:ascii="Consolas" w:eastAsia="Times New Roman" w:hAnsi="Consolas" w:cs="Times New Roman"/>
-          <w:color w:val="CCCCCC"/>
+        <w:t>"</w:t>
+      </w:r>
+      <w:proofErr w:type="spellStart"/>
+      <w:r>
+        <w:rPr>
+          <w:rFonts w:ascii="Consolas" w:eastAsia="Times New Roman" w:hAnsi="Consolas" w:cs="Times New Roman"/>
+          <w:color w:val="CE9178"/>
           <w:kern w:val="0"/>
           <w:sz w:val="21"/>
           <w:szCs w:val="21"/>
           <w:lang w:eastAsia="nb-NO"/>
           <w14:ligatures w14:val="none"/>
         </w:rPr>
+        <w:t>num</w:t>
+      </w:r>
+      <w:proofErr w:type="spellEnd"/>
+      <w:r>
+        <w:rPr>
+          <w:rFonts w:ascii="Consolas" w:eastAsia="Times New Roman" w:hAnsi="Consolas" w:cs="Times New Roman"/>
+          <w:color w:val="CE9178"/>
+          <w:kern w:val="0"/>
+          <w:sz w:val="21"/>
+          <w:szCs w:val="21"/>
+          <w:lang w:eastAsia="nb-NO"/>
+          <w14:ligatures w14:val="none"/>
+        </w:rPr>
+        <w:t>"</w:t>
+      </w:r>
+      <w:r>
+        <w:rPr>
+          <w:rFonts w:ascii="Consolas" w:eastAsia="Times New Roman" w:hAnsi="Consolas" w:cs="Times New Roman"/>
+          <w:color w:val="CCCCCC"/>
+          <w:kern w:val="0"/>
+          <w:sz w:val="21"/>
+          <w:szCs w:val="21"/>
+          <w:lang w:eastAsia="nb-NO"/>
+          <w14:ligatures w14:val="none"/>
+        </w:rPr>
         <w:t xml:space="preserve">, </w:t>
       </w:r>
       <w:r>
@@ -2895,20 +3680,47 @@
           <w:lang w:eastAsia="nb-NO"/>
           <w14:ligatures w14:val="none"/>
         </w:rPr>
-        <w:t>"passthrough"</w:t>
-      </w:r>
-      <w:r>
-        <w:rPr>
-          <w:rFonts w:ascii="Consolas" w:eastAsia="Times New Roman" w:hAnsi="Consolas" w:cs="Times New Roman"/>
-          <w:color w:val="CCCCCC"/>
+        <w:t>"</w:t>
+      </w:r>
+      <w:proofErr w:type="spellStart"/>
+      <w:r>
+        <w:rPr>
+          <w:rFonts w:ascii="Consolas" w:eastAsia="Times New Roman" w:hAnsi="Consolas" w:cs="Times New Roman"/>
+          <w:color w:val="CE9178"/>
           <w:kern w:val="0"/>
           <w:sz w:val="21"/>
           <w:szCs w:val="21"/>
           <w:lang w:eastAsia="nb-NO"/>
           <w14:ligatures w14:val="none"/>
         </w:rPr>
+        <w:t>passthrough</w:t>
+      </w:r>
+      <w:proofErr w:type="spellEnd"/>
+      <w:r>
+        <w:rPr>
+          <w:rFonts w:ascii="Consolas" w:eastAsia="Times New Roman" w:hAnsi="Consolas" w:cs="Times New Roman"/>
+          <w:color w:val="CE9178"/>
+          <w:kern w:val="0"/>
+          <w:sz w:val="21"/>
+          <w:szCs w:val="21"/>
+          <w:lang w:eastAsia="nb-NO"/>
+          <w14:ligatures w14:val="none"/>
+        </w:rPr>
+        <w:t>"</w:t>
+      </w:r>
+      <w:r>
+        <w:rPr>
+          <w:rFonts w:ascii="Consolas" w:eastAsia="Times New Roman" w:hAnsi="Consolas" w:cs="Times New Roman"/>
+          <w:color w:val="CCCCCC"/>
+          <w:kern w:val="0"/>
+          <w:sz w:val="21"/>
+          <w:szCs w:val="21"/>
+          <w:lang w:eastAsia="nb-NO"/>
+          <w14:ligatures w14:val="none"/>
+        </w:rPr>
         <w:t xml:space="preserve">, </w:t>
       </w:r>
+      <w:proofErr w:type="spellStart"/>
       <w:r>
         <w:rPr>
           <w:rFonts w:ascii="Consolas" w:eastAsia="Times New Roman" w:hAnsi="Consolas" w:cs="Times New Roman"/>
@@ -2921,6 +3733,7 @@
         </w:rPr>
         <w:t>numeric_cols</w:t>
       </w:r>
+      <w:proofErr w:type="spellEnd"/>
       <w:r>
         <w:rPr>
           <w:rFonts w:ascii="Consolas" w:eastAsia="Times New Roman" w:hAnsi="Consolas" w:cs="Times New Roman"/>
@@ -3051,7 +3864,59 @@
           <w:lang w:eastAsia="nb-NO"/>
           <w14:ligatures w14:val="none"/>
         </w:rPr>
-        <w:t># Build model pipeline</w:t>
+        <w:t xml:space="preserve"># </w:t>
+      </w:r>
+      <w:proofErr w:type="spellStart"/>
+      <w:r>
+        <w:rPr>
+          <w:rFonts w:ascii="Consolas" w:eastAsia="Times New Roman" w:hAnsi="Consolas" w:cs="Times New Roman"/>
+          <w:color w:val="6A9955"/>
+          <w:kern w:val="0"/>
+          <w:sz w:val="21"/>
+          <w:szCs w:val="21"/>
+          <w:lang w:eastAsia="nb-NO"/>
+          <w14:ligatures w14:val="none"/>
+        </w:rPr>
+        <w:t>Build</w:t>
+      </w:r>
+      <w:proofErr w:type="spellEnd"/>
+      <w:r>
+        <w:rPr>
+          <w:rFonts w:ascii="Consolas" w:eastAsia="Times New Roman" w:hAnsi="Consolas" w:cs="Times New Roman"/>
+          <w:color w:val="6A9955"/>
+          <w:kern w:val="0"/>
+          <w:sz w:val="21"/>
+          <w:szCs w:val="21"/>
+          <w:lang w:eastAsia="nb-NO"/>
+          <w14:ligatures w14:val="none"/>
+        </w:rPr>
+        <w:t xml:space="preserve"> </w:t>
+      </w:r>
+      <w:proofErr w:type="spellStart"/>
+      <w:r>
+        <w:rPr>
+          <w:rFonts w:ascii="Consolas" w:eastAsia="Times New Roman" w:hAnsi="Consolas" w:cs="Times New Roman"/>
+          <w:color w:val="6A9955"/>
+          <w:kern w:val="0"/>
+          <w:sz w:val="21"/>
+          <w:szCs w:val="21"/>
+          <w:lang w:eastAsia="nb-NO"/>
+          <w14:ligatures w14:val="none"/>
+        </w:rPr>
+        <w:t>model</w:t>
+      </w:r>
+      <w:proofErr w:type="spellEnd"/>
+      <w:r>
+        <w:rPr>
+          <w:rFonts w:ascii="Consolas" w:eastAsia="Times New Roman" w:hAnsi="Consolas" w:cs="Times New Roman"/>
+          <w:color w:val="6A9955"/>
+          <w:kern w:val="0"/>
+          <w:sz w:val="21"/>
+          <w:szCs w:val="21"/>
+          <w:lang w:eastAsia="nb-NO"/>
+          <w14:ligatures w14:val="none"/>
+        </w:rPr>
+        <w:t xml:space="preserve"> pipeline</w:t>
       </w:r>
     </w:p>
     <w:p>
@@ -3073,6 +3938,7 @@
           <w14:ligatures w14:val="none"/>
         </w:rPr>
       </w:pPr>
+      <w:proofErr w:type="spellStart"/>
       <w:r>
         <w:rPr>
           <w:rFonts w:ascii="Consolas" w:eastAsia="Times New Roman" w:hAnsi="Consolas" w:cs="Times New Roman"/>
@@ -3086,6 +3952,7 @@
         <w:lastRenderedPageBreak/>
         <w:t>model</w:t>
       </w:r>
+      <w:proofErr w:type="spellEnd"/>
       <w:r>
         <w:rPr>
           <w:rFonts w:ascii="Consolas" w:eastAsia="Times New Roman" w:hAnsi="Consolas" w:cs="Times New Roman"/>
@@ -3146,6 +4013,7 @@
         </w:rPr>
         <w:t>(</w:t>
       </w:r>
+      <w:proofErr w:type="spellStart"/>
       <w:r>
         <w:rPr>
           <w:rFonts w:ascii="Consolas" w:eastAsia="Times New Roman" w:hAnsi="Consolas" w:cs="Times New Roman"/>
@@ -3158,6 +4026,7 @@
         </w:rPr>
         <w:t>steps</w:t>
       </w:r>
+      <w:proofErr w:type="spellEnd"/>
       <w:r>
         <w:rPr>
           <w:rFonts w:ascii="Consolas" w:eastAsia="Times New Roman" w:hAnsi="Consolas" w:cs="Times New Roman"/>
@@ -3224,20 +4093,47 @@
           <w:lang w:eastAsia="nb-NO"/>
           <w14:ligatures w14:val="none"/>
         </w:rPr>
-        <w:t>"preprocessor"</w:t>
-      </w:r>
-      <w:r>
-        <w:rPr>
-          <w:rFonts w:ascii="Consolas" w:eastAsia="Times New Roman" w:hAnsi="Consolas" w:cs="Times New Roman"/>
-          <w:color w:val="CCCCCC"/>
+        <w:t>"</w:t>
+      </w:r>
+      <w:proofErr w:type="spellStart"/>
+      <w:r>
+        <w:rPr>
+          <w:rFonts w:ascii="Consolas" w:eastAsia="Times New Roman" w:hAnsi="Consolas" w:cs="Times New Roman"/>
+          <w:color w:val="CE9178"/>
           <w:kern w:val="0"/>
           <w:sz w:val="21"/>
           <w:szCs w:val="21"/>
           <w:lang w:eastAsia="nb-NO"/>
           <w14:ligatures w14:val="none"/>
         </w:rPr>
+        <w:t>preprocessor</w:t>
+      </w:r>
+      <w:proofErr w:type="spellEnd"/>
+      <w:r>
+        <w:rPr>
+          <w:rFonts w:ascii="Consolas" w:eastAsia="Times New Roman" w:hAnsi="Consolas" w:cs="Times New Roman"/>
+          <w:color w:val="CE9178"/>
+          <w:kern w:val="0"/>
+          <w:sz w:val="21"/>
+          <w:szCs w:val="21"/>
+          <w:lang w:eastAsia="nb-NO"/>
+          <w14:ligatures w14:val="none"/>
+        </w:rPr>
+        <w:t>"</w:t>
+      </w:r>
+      <w:r>
+        <w:rPr>
+          <w:rFonts w:ascii="Consolas" w:eastAsia="Times New Roman" w:hAnsi="Consolas" w:cs="Times New Roman"/>
+          <w:color w:val="CCCCCC"/>
+          <w:kern w:val="0"/>
+          <w:sz w:val="21"/>
+          <w:szCs w:val="21"/>
+          <w:lang w:eastAsia="nb-NO"/>
+          <w14:ligatures w14:val="none"/>
+        </w:rPr>
         <w:t xml:space="preserve">, </w:t>
       </w:r>
+      <w:proofErr w:type="spellStart"/>
       <w:r>
         <w:rPr>
           <w:rFonts w:ascii="Consolas" w:eastAsia="Times New Roman" w:hAnsi="Consolas" w:cs="Times New Roman"/>
@@ -3250,6 +4146,7 @@
         </w:rPr>
         <w:t>preprocessor</w:t>
       </w:r>
+      <w:proofErr w:type="spellEnd"/>
       <w:r>
         <w:rPr>
           <w:rFonts w:ascii="Consolas" w:eastAsia="Times New Roman" w:hAnsi="Consolas" w:cs="Times New Roman"/>
@@ -3318,6 +4215,7 @@
         </w:rPr>
         <w:t xml:space="preserve">, </w:t>
       </w:r>
+      <w:proofErr w:type="spellStart"/>
       <w:r>
         <w:rPr>
           <w:rFonts w:ascii="Consolas" w:eastAsia="Times New Roman" w:hAnsi="Consolas" w:cs="Times New Roman"/>
@@ -3330,6 +4228,7 @@
         </w:rPr>
         <w:t>RandomForestRegressor</w:t>
       </w:r>
+      <w:proofErr w:type="spellEnd"/>
       <w:r>
         <w:rPr>
           <w:rFonts w:ascii="Consolas" w:eastAsia="Times New Roman" w:hAnsi="Consolas" w:cs="Times New Roman"/>
@@ -3342,6 +4241,7 @@
         </w:rPr>
         <w:t>(</w:t>
       </w:r>
+      <w:proofErr w:type="spellStart"/>
       <w:r>
         <w:rPr>
           <w:rFonts w:ascii="Consolas" w:eastAsia="Times New Roman" w:hAnsi="Consolas" w:cs="Times New Roman"/>
@@ -3354,6 +4254,7 @@
         </w:rPr>
         <w:t>n_estimators</w:t>
       </w:r>
+      <w:proofErr w:type="spellEnd"/>
       <w:r>
         <w:rPr>
           <w:rFonts w:ascii="Consolas" w:eastAsia="Times New Roman" w:hAnsi="Consolas" w:cs="Times New Roman"/>
@@ -3390,6 +4291,7 @@
         </w:rPr>
         <w:t xml:space="preserve">, </w:t>
       </w:r>
+      <w:proofErr w:type="spellStart"/>
       <w:r>
         <w:rPr>
           <w:rFonts w:ascii="Consolas" w:eastAsia="Times New Roman" w:hAnsi="Consolas" w:cs="Times New Roman"/>
@@ -3402,6 +4304,7 @@
         </w:rPr>
         <w:t>random_state</w:t>
       </w:r>
+      <w:proofErr w:type="spellEnd"/>
       <w:r>
         <w:rPr>
           <w:rFonts w:ascii="Consolas" w:eastAsia="Times New Roman" w:hAnsi="Consolas" w:cs="Times New Roman"/>
@@ -3520,8 +4423,22 @@
           <w:lang w:eastAsia="nb-NO"/>
           <w14:ligatures w14:val="none"/>
         </w:rPr>
-        <w:t># Train model</w:t>
-      </w:r>
+        <w:t xml:space="preserve"># Train </w:t>
+      </w:r>
+      <w:proofErr w:type="spellStart"/>
+      <w:r>
+        <w:rPr>
+          <w:rFonts w:ascii="Consolas" w:eastAsia="Times New Roman" w:hAnsi="Consolas" w:cs="Times New Roman"/>
+          <w:color w:val="6A9955"/>
+          <w:kern w:val="0"/>
+          <w:sz w:val="21"/>
+          <w:szCs w:val="21"/>
+          <w:lang w:eastAsia="nb-NO"/>
+          <w14:ligatures w14:val="none"/>
+        </w:rPr>
+        <w:t>model</w:t>
+      </w:r>
+      <w:proofErr w:type="spellEnd"/>
     </w:p>
     <w:p>
       <w:pPr>
@@ -3542,6 +4459,7 @@
           <w14:ligatures w14:val="none"/>
         </w:rPr>
       </w:pPr>
+      <w:proofErr w:type="spellStart"/>
       <w:r>
         <w:rPr>
           <w:rFonts w:ascii="Consolas" w:eastAsia="Times New Roman" w:hAnsi="Consolas" w:cs="Times New Roman"/>
@@ -3578,6 +4496,7 @@
         </w:rPr>
         <w:t>fit</w:t>
       </w:r>
+      <w:proofErr w:type="spellEnd"/>
       <w:r>
         <w:rPr>
           <w:rFonts w:ascii="Consolas" w:eastAsia="Times New Roman" w:hAnsi="Consolas" w:cs="Times New Roman"/>
@@ -3590,6 +4509,7 @@
         </w:rPr>
         <w:t>(</w:t>
       </w:r>
+      <w:proofErr w:type="spellStart"/>
       <w:r>
         <w:rPr>
           <w:rFonts w:ascii="Consolas" w:eastAsia="Times New Roman" w:hAnsi="Consolas" w:cs="Times New Roman"/>
@@ -3602,6 +4522,7 @@
         </w:rPr>
         <w:t>X_train</w:t>
       </w:r>
+      <w:proofErr w:type="spellEnd"/>
       <w:r>
         <w:rPr>
           <w:rFonts w:ascii="Consolas" w:eastAsia="Times New Roman" w:hAnsi="Consolas" w:cs="Times New Roman"/>
@@ -3614,6 +4535,7 @@
         </w:rPr>
         <w:t xml:space="preserve">, </w:t>
       </w:r>
+      <w:proofErr w:type="spellStart"/>
       <w:r>
         <w:rPr>
           <w:rFonts w:ascii="Consolas" w:eastAsia="Times New Roman" w:hAnsi="Consolas" w:cs="Times New Roman"/>
@@ -3626,6 +4548,7 @@
         </w:rPr>
         <w:t>y_train</w:t>
       </w:r>
+      <w:proofErr w:type="spellEnd"/>
       <w:r>
         <w:rPr>
           <w:rFonts w:ascii="Consolas" w:eastAsia="Times New Roman" w:hAnsi="Consolas" w:cs="Times New Roman"/>
@@ -3650,9 +4573,27 @@
           <w:lang w:val="en-US"/>
         </w:rPr>
       </w:pPr>
-      <w:r>
-        <w:t>Evaluating the model</w:t>
-      </w:r>
+      <w:proofErr w:type="spellStart"/>
+      <w:r>
+        <w:t>Evaluating</w:t>
+      </w:r>
+      <w:proofErr w:type="spellEnd"/>
+      <w:r>
+        <w:t xml:space="preserve"> </w:t>
+      </w:r>
+      <w:proofErr w:type="spellStart"/>
+      <w:r>
+        <w:t>the</w:t>
+      </w:r>
+      <w:proofErr w:type="spellEnd"/>
+      <w:r>
+        <w:t xml:space="preserve"> </w:t>
+      </w:r>
+      <w:proofErr w:type="spellStart"/>
+      <w:r>
+        <w:t>model</w:t>
+      </w:r>
+      <w:proofErr w:type="spellEnd"/>
     </w:p>
     <w:p>
       <w:pPr>
@@ -3683,7 +4624,59 @@
           <w:lang w:eastAsia="nb-NO"/>
           <w14:ligatures w14:val="none"/>
         </w:rPr>
-        <w:t xml:space="preserve"># Evaluate model </w:t>
+        <w:t xml:space="preserve"># </w:t>
+      </w:r>
+      <w:proofErr w:type="spellStart"/>
+      <w:r>
+        <w:rPr>
+          <w:rFonts w:ascii="Consolas" w:eastAsia="Times New Roman" w:hAnsi="Consolas" w:cs="Times New Roman"/>
+          <w:color w:val="6A9955"/>
+          <w:kern w:val="0"/>
+          <w:sz w:val="21"/>
+          <w:szCs w:val="21"/>
+          <w:lang w:eastAsia="nb-NO"/>
+          <w14:ligatures w14:val="none"/>
+        </w:rPr>
+        <w:t>Evaluate</w:t>
+      </w:r>
+      <w:proofErr w:type="spellEnd"/>
+      <w:r>
+        <w:rPr>
+          <w:rFonts w:ascii="Consolas" w:eastAsia="Times New Roman" w:hAnsi="Consolas" w:cs="Times New Roman"/>
+          <w:color w:val="6A9955"/>
+          <w:kern w:val="0"/>
+          <w:sz w:val="21"/>
+          <w:szCs w:val="21"/>
+          <w:lang w:eastAsia="nb-NO"/>
+          <w14:ligatures w14:val="none"/>
+        </w:rPr>
+        <w:t xml:space="preserve"> </w:t>
+      </w:r>
+      <w:proofErr w:type="spellStart"/>
+      <w:r>
+        <w:rPr>
+          <w:rFonts w:ascii="Consolas" w:eastAsia="Times New Roman" w:hAnsi="Consolas" w:cs="Times New Roman"/>
+          <w:color w:val="6A9955"/>
+          <w:kern w:val="0"/>
+          <w:sz w:val="21"/>
+          <w:szCs w:val="21"/>
+          <w:lang w:eastAsia="nb-NO"/>
+          <w14:ligatures w14:val="none"/>
+        </w:rPr>
+        <w:t>model</w:t>
+      </w:r>
+      <w:proofErr w:type="spellEnd"/>
+      <w:r>
+        <w:rPr>
+          <w:rFonts w:ascii="Consolas" w:eastAsia="Times New Roman" w:hAnsi="Consolas" w:cs="Times New Roman"/>
+          <w:color w:val="6A9955"/>
+          <w:kern w:val="0"/>
+          <w:sz w:val="21"/>
+          <w:szCs w:val="21"/>
+          <w:lang w:eastAsia="nb-NO"/>
+          <w14:ligatures w14:val="none"/>
+        </w:rPr>
+        <w:t xml:space="preserve"> </w:t>
       </w:r>
     </w:p>
     <w:p>
@@ -3705,6 +4698,7 @@
           <w14:ligatures w14:val="none"/>
         </w:rPr>
       </w:pPr>
+      <w:proofErr w:type="spellStart"/>
       <w:r>
         <w:rPr>
           <w:rFonts w:ascii="Consolas" w:eastAsia="Times New Roman" w:hAnsi="Consolas" w:cs="Times New Roman"/>
@@ -3717,6 +4711,7 @@
         </w:rPr>
         <w:t>y_pred</w:t>
       </w:r>
+      <w:proofErr w:type="spellEnd"/>
       <w:r>
         <w:rPr>
           <w:rFonts w:ascii="Consolas" w:eastAsia="Times New Roman" w:hAnsi="Consolas" w:cs="Times New Roman"/>
@@ -3753,6 +4748,7 @@
         </w:rPr>
         <w:t xml:space="preserve"> </w:t>
       </w:r>
+      <w:proofErr w:type="spellStart"/>
       <w:r>
         <w:rPr>
           <w:rFonts w:ascii="Consolas" w:eastAsia="Times New Roman" w:hAnsi="Consolas" w:cs="Times New Roman"/>
@@ -3789,6 +4785,7 @@
         </w:rPr>
         <w:t>predict</w:t>
       </w:r>
+      <w:proofErr w:type="spellEnd"/>
       <w:r>
         <w:rPr>
           <w:rFonts w:ascii="Consolas" w:eastAsia="Times New Roman" w:hAnsi="Consolas" w:cs="Times New Roman"/>
@@ -3801,6 +4798,7 @@
         </w:rPr>
         <w:t>(</w:t>
       </w:r>
+      <w:proofErr w:type="spellStart"/>
       <w:r>
         <w:rPr>
           <w:rFonts w:ascii="Consolas" w:eastAsia="Times New Roman" w:hAnsi="Consolas" w:cs="Times New Roman"/>
@@ -3813,6 +4811,7 @@
         </w:rPr>
         <w:t>X_test</w:t>
       </w:r>
+      <w:proofErr w:type="spellEnd"/>
       <w:r>
         <w:rPr>
           <w:rFonts w:ascii="Consolas" w:eastAsia="Times New Roman" w:hAnsi="Consolas" w:cs="Times New Roman"/>
@@ -3845,6 +4844,7 @@
           <w14:ligatures w14:val="none"/>
         </w:rPr>
       </w:pPr>
+      <w:proofErr w:type="spellStart"/>
       <w:r>
         <w:rPr>
           <w:rFonts w:ascii="Consolas" w:eastAsia="Times New Roman" w:hAnsi="Consolas" w:cs="Times New Roman"/>
@@ -3857,6 +4857,7 @@
         </w:rPr>
         <w:t>mae</w:t>
       </w:r>
+      <w:proofErr w:type="spellEnd"/>
       <w:r>
         <w:rPr>
           <w:rFonts w:ascii="Consolas" w:eastAsia="Times New Roman" w:hAnsi="Consolas" w:cs="Times New Roman"/>
@@ -3893,6 +4894,7 @@
         </w:rPr>
         <w:t xml:space="preserve"> </w:t>
       </w:r>
+      <w:proofErr w:type="spellStart"/>
       <w:r>
         <w:rPr>
           <w:rFonts w:ascii="Consolas" w:eastAsia="Times New Roman" w:hAnsi="Consolas" w:cs="Times New Roman"/>
@@ -3905,6 +4907,7 @@
         </w:rPr>
         <w:t>mean_absolute_error</w:t>
       </w:r>
+      <w:proofErr w:type="spellEnd"/>
       <w:r>
         <w:rPr>
           <w:rFonts w:ascii="Consolas" w:eastAsia="Times New Roman" w:hAnsi="Consolas" w:cs="Times New Roman"/>
@@ -3917,6 +4920,7 @@
         </w:rPr>
         <w:t>(</w:t>
       </w:r>
+      <w:proofErr w:type="spellStart"/>
       <w:r>
         <w:rPr>
           <w:rFonts w:ascii="Consolas" w:eastAsia="Times New Roman" w:hAnsi="Consolas" w:cs="Times New Roman"/>
@@ -3929,6 +4933,7 @@
         </w:rPr>
         <w:t>y_test</w:t>
       </w:r>
+      <w:proofErr w:type="spellEnd"/>
       <w:r>
         <w:rPr>
           <w:rFonts w:ascii="Consolas" w:eastAsia="Times New Roman" w:hAnsi="Consolas" w:cs="Times New Roman"/>
@@ -3941,6 +4946,7 @@
         </w:rPr>
         <w:t xml:space="preserve">, </w:t>
       </w:r>
+      <w:proofErr w:type="spellStart"/>
       <w:r>
         <w:rPr>
           <w:rFonts w:ascii="Consolas" w:eastAsia="Times New Roman" w:hAnsi="Consolas" w:cs="Times New Roman"/>
@@ -3953,6 +4959,7 @@
         </w:rPr>
         <w:t>y_pred</w:t>
       </w:r>
+      <w:proofErr w:type="spellEnd"/>
       <w:r>
         <w:rPr>
           <w:rFonts w:ascii="Consolas" w:eastAsia="Times New Roman" w:hAnsi="Consolas" w:cs="Times New Roman"/>
@@ -4057,6 +5064,7 @@
         </w:rPr>
         <w:t>(</w:t>
       </w:r>
+      <w:proofErr w:type="spellStart"/>
       <w:r>
         <w:rPr>
           <w:rFonts w:ascii="Consolas" w:eastAsia="Times New Roman" w:hAnsi="Consolas" w:cs="Times New Roman"/>
@@ -4069,6 +5077,7 @@
         </w:rPr>
         <w:t>y_test</w:t>
       </w:r>
+      <w:proofErr w:type="spellEnd"/>
       <w:r>
         <w:rPr>
           <w:rFonts w:ascii="Consolas" w:eastAsia="Times New Roman" w:hAnsi="Consolas" w:cs="Times New Roman"/>
@@ -4081,6 +5090,7 @@
         </w:rPr>
         <w:t xml:space="preserve">, </w:t>
       </w:r>
+      <w:proofErr w:type="spellStart"/>
       <w:r>
         <w:rPr>
           <w:rFonts w:ascii="Consolas" w:eastAsia="Times New Roman" w:hAnsi="Consolas" w:cs="Times New Roman"/>
@@ -4093,6 +5103,7 @@
         </w:rPr>
         <w:t>y_pred</w:t>
       </w:r>
+      <w:proofErr w:type="spellEnd"/>
       <w:r>
         <w:rPr>
           <w:rFonts w:ascii="Consolas" w:eastAsia="Times New Roman" w:hAnsi="Consolas" w:cs="Times New Roman"/>
@@ -4169,6 +5180,7 @@
         </w:rPr>
         <w:t>(</w:t>
       </w:r>
+      <w:proofErr w:type="spellStart"/>
       <w:r>
         <w:rPr>
           <w:rFonts w:ascii="Consolas" w:eastAsia="Times New Roman" w:hAnsi="Consolas" w:cs="Times New Roman"/>
@@ -4191,7 +5203,20 @@
           <w:lang w:val="en-US" w:eastAsia="nb-NO"/>
           <w14:ligatures w14:val="none"/>
         </w:rPr>
-        <w:t>"Model trained successfully"</w:t>
+        <w:t>"Model</w:t>
+      </w:r>
+      <w:proofErr w:type="spellEnd"/>
+      <w:r>
+        <w:rPr>
+          <w:rFonts w:ascii="Consolas" w:eastAsia="Times New Roman" w:hAnsi="Consolas" w:cs="Times New Roman"/>
+          <w:color w:val="CE9178"/>
+          <w:kern w:val="0"/>
+          <w:sz w:val="21"/>
+          <w:szCs w:val="21"/>
+          <w:lang w:val="en-US" w:eastAsia="nb-NO"/>
+          <w14:ligatures w14:val="none"/>
+        </w:rPr>
+        <w:t xml:space="preserve"> trained successfully"</w:t>
       </w:r>
       <w:r>
         <w:rPr>
@@ -4249,6 +5274,7 @@
         </w:rPr>
         <w:t>(</w:t>
       </w:r>
+      <w:proofErr w:type="spellStart"/>
       <w:r>
         <w:rPr>
           <w:rFonts w:ascii="Consolas" w:eastAsia="Times New Roman" w:hAnsi="Consolas" w:cs="Times New Roman"/>
@@ -4271,7 +5297,20 @@
           <w:lang w:val="en-US" w:eastAsia="nb-NO"/>
           <w14:ligatures w14:val="none"/>
         </w:rPr>
-        <w:t xml:space="preserve">"Mean Absolute Error: </w:t>
+        <w:t>"Mean</w:t>
+      </w:r>
+      <w:proofErr w:type="spellEnd"/>
+      <w:r>
+        <w:rPr>
+          <w:rFonts w:ascii="Consolas" w:eastAsia="Times New Roman" w:hAnsi="Consolas" w:cs="Times New Roman"/>
+          <w:color w:val="CE9178"/>
+          <w:kern w:val="0"/>
+          <w:sz w:val="21"/>
+          <w:szCs w:val="21"/>
+          <w:lang w:val="en-US" w:eastAsia="nb-NO"/>
+          <w14:ligatures w14:val="none"/>
+        </w:rPr>
+        <w:t xml:space="preserve"> Absolute Error: </w:t>
       </w:r>
       <w:r>
         <w:rPr>
@@ -4542,19 +5581,7 @@
         <w:rPr>
           <w:lang w:val="en-US"/>
         </w:rPr>
-        <w:t>The models used in this project were covered in the course lectures on regression methods, particularly decision tree</w:t>
-      </w:r>
-      <w:r>
-        <w:rPr>
-          <w:lang w:val="en-US"/>
-        </w:rPr>
-        <w:t>-</w:t>
-      </w:r>
-      <w:r>
-        <w:rPr>
-          <w:lang w:val="en-US"/>
-        </w:rPr>
-        <w:t>based algorithms. The final model, a Random Forest Regressor, was one of the key examples demonstrated in class for improving stability and accuracy over a single decision tree.</w:t>
+        <w:t>The models used in this project were covered in the course lectures on regression methods, particularly decision tree–based algorithms. The final model, a Random Forest Regressor, was one of the key examples demonstrated in class for improving stability and accuracy over a single decision tree.</w:t>
       </w:r>
     </w:p>
     <w:p>
@@ -4587,583 +5614,612 @@
         <w:rPr>
           <w:lang w:val="en-US"/>
         </w:rPr>
-        <w:t>To predict salary_in_usd, I explored several supervised regression models from the scikit-learn library.</w:t>
-      </w:r>
-      <w:r>
-        <w:rPr>
-          <w:lang w:val="en-US"/>
-        </w:rPr>
-        <w:t xml:space="preserve"> </w:t>
-      </w:r>
-      <w:r>
-        <w:rPr>
-          <w:lang w:val="en-US"/>
-        </w:rPr>
-        <w:t>Before choosing the final model, I first tested simpler approaches to establish a baseline performance</w:t>
-      </w:r>
-      <w:r>
-        <w:rPr>
-          <w:lang w:val="en-US"/>
-        </w:rPr>
-        <w:t>,</w:t>
-      </w:r>
-      <w:r>
-        <w:rPr>
-          <w:lang w:val="en-US"/>
-        </w:rPr>
-        <w:t xml:space="preserve"> </w:t>
-      </w:r>
-      <w:r>
-        <w:rPr>
-          <w:lang w:val="en-US"/>
-        </w:rPr>
-        <w:t>like</w:t>
-      </w:r>
-      <w:r>
-        <w:rPr>
-          <w:lang w:val="en-US"/>
-        </w:rPr>
-        <w:t xml:space="preserve"> the process shown in the lecture’s model comparison (Decision Tree, Random Forest, and Gradient Boosting).</w:t>
-      </w:r>
-    </w:p>
-    <w:p>
-      <w:pPr>
+        <w:t xml:space="preserve">To predict </w:t>
+      </w:r>
+      <w:proofErr w:type="spellStart"/>
+      <w:r>
+        <w:rPr>
+          <w:lang w:val="en-US"/>
+        </w:rPr>
+        <w:t>salary_in_usd</w:t>
+      </w:r>
+      <w:proofErr w:type="spellEnd"/>
+      <w:r>
+        <w:rPr>
+          <w:lang w:val="en-US"/>
+        </w:rPr>
+        <w:t>, I explored several regression models from the scikit-learn library. Before choosing the final model, I first tested simpler approaches to establish a baseline performance</w:t>
+      </w:r>
+    </w:p>
+    <w:p>
+      <w:pPr>
+        <w:pStyle w:val="Listeavsnitt"/>
         <w:numPr>
           <w:ilvl w:val="0"/>
-          <w:numId w:val="18"/>
+          <w:numId w:val="17"/>
         </w:numPr>
         <w:rPr>
           <w:lang w:val="en-US"/>
         </w:rPr>
       </w:pPr>
+      <w:r>
+        <w:rPr>
+          <w:lang w:val="en-US"/>
+        </w:rPr>
+        <w:t>Linear Regression: Used as a simple benchmark model to estimate baseline performance and provide a reference for more complex methods.</w:t>
+      </w:r>
+    </w:p>
+    <w:p>
+      <w:pPr>
+        <w:pStyle w:val="Listeavsnitt"/>
+        <w:numPr>
+          <w:ilvl w:val="0"/>
+          <w:numId w:val="17"/>
+        </w:numPr>
+        <w:rPr>
+          <w:lang w:val="en-US"/>
+        </w:rPr>
+      </w:pPr>
+      <w:r>
+        <w:rPr>
+          <w:lang w:val="en-US"/>
+        </w:rPr>
+        <w:t>Decision Tree Regressor: Tested to understand individual feature impacts and capture non-linear relationships in the data.</w:t>
+      </w:r>
+    </w:p>
+    <w:p>
+      <w:pPr>
+        <w:pStyle w:val="Listeavsnitt"/>
+        <w:numPr>
+          <w:ilvl w:val="0"/>
+          <w:numId w:val="17"/>
+        </w:numPr>
+        <w:rPr>
+          <w:lang w:val="en-US"/>
+        </w:rPr>
+      </w:pPr>
+      <w:r>
+        <w:rPr>
+          <w:lang w:val="en-US"/>
+        </w:rPr>
+        <w:t>Random Forest Regressor: Selected as the final model due to its strong performance and robustness. It combines multiple decision trees trained on random subsets of data and features, which reduces overfitting and provides more stable and accurate predictions.</w:t>
+      </w:r>
+    </w:p>
+    <w:p>
+      <w:pPr>
+        <w:rPr>
+          <w:lang w:val="en-US"/>
+        </w:rPr>
+      </w:pPr>
+    </w:p>
+    <w:p>
+      <w:pPr>
+        <w:rPr>
+          <w:lang w:val="en-US"/>
+        </w:rPr>
+      </w:pPr>
+      <w:r>
+        <w:rPr>
+          <w:lang w:val="en-US"/>
+        </w:rPr>
+        <w:t>Baseline and Evaluation</w:t>
+      </w:r>
+    </w:p>
+    <w:p>
+      <w:pPr>
+        <w:rPr>
+          <w:lang w:val="en-US"/>
+        </w:rPr>
+      </w:pPr>
+      <w:r>
+        <w:rPr>
+          <w:lang w:val="en-US"/>
+        </w:rPr>
+        <w:t>The baseline performance was estimated using Linear Regression, which achieved moderate accuracy but struggled to capture complex patterns in the data.</w:t>
+      </w:r>
+      <w:r>
+        <w:rPr>
+          <w:lang w:val="en-US"/>
+        </w:rPr>
+        <w:br/>
+        <w:t xml:space="preserve">The Random Forest Regressor significantly improved both R² score and Mean Absolute Error, showing that nonlinear </w:t>
+      </w:r>
+      <w:r>
+        <w:rPr>
+          <w:lang w:val="en-US"/>
+        </w:rPr>
+        <w:t>relationship</w:t>
+      </w:r>
+      <w:r>
+        <w:rPr>
+          <w:lang w:val="en-US"/>
+        </w:rPr>
+        <w:t>s</w:t>
+      </w:r>
+      <w:r>
+        <w:rPr>
+          <w:lang w:val="en-US"/>
+        </w:rPr>
+        <w:t xml:space="preserve"> between features (e.g</w:t>
+      </w:r>
+      <w:r>
+        <w:rPr>
+          <w:lang w:val="en-US"/>
+        </w:rPr>
+        <w:t xml:space="preserve">. </w:t>
+      </w:r>
+      <w:r>
+        <w:rPr>
+          <w:lang w:val="en-US"/>
+        </w:rPr>
+        <w:t>experience level, company size, and job title) were important for accurate predictions.</w:t>
+      </w:r>
+    </w:p>
+    <w:p>
+      <w:pPr>
+        <w:rPr>
+          <w:lang w:val="en-US"/>
+        </w:rPr>
+      </w:pPr>
+      <w:r>
+        <w:rPr>
+          <w:lang w:val="en-US"/>
+        </w:rPr>
+        <w:t>The model was evaluated using:</w:t>
+      </w:r>
+    </w:p>
+    <w:p>
+      <w:pPr>
+        <w:pStyle w:val="Listeavsnitt"/>
+        <w:numPr>
+          <w:ilvl w:val="0"/>
+          <w:numId w:val="17"/>
+        </w:numPr>
+        <w:rPr>
+          <w:lang w:val="en-US"/>
+        </w:rPr>
+      </w:pPr>
+      <w:r>
+        <w:rPr>
+          <w:lang w:val="en-US"/>
+        </w:rPr>
+        <w:t>R² score – measures how well the model explains variance in salary.</w:t>
+      </w:r>
+    </w:p>
+    <w:p>
+      <w:pPr>
+        <w:pStyle w:val="Listeavsnitt"/>
+        <w:numPr>
+          <w:ilvl w:val="0"/>
+          <w:numId w:val="17"/>
+        </w:numPr>
+        <w:rPr>
+          <w:lang w:val="en-US"/>
+        </w:rPr>
+      </w:pPr>
+      <w:r>
+        <w:rPr>
+          <w:lang w:val="en-US"/>
+        </w:rPr>
+        <w:t>Mean Absolute Error (MAE) – measures average prediction error in USD.</w:t>
+      </w:r>
+    </w:p>
+    <w:p>
+      <w:pPr>
+        <w:rPr>
+          <w:lang w:val="en-US"/>
+        </w:rPr>
+      </w:pPr>
+      <w:r>
+        <w:rPr>
+          <w:lang w:val="en-US"/>
+        </w:rPr>
+        <w:t>These metrics were calculated on the 20</w:t>
+      </w:r>
       <w:r>
         <w:rPr>
           <w:b/>
           <w:bCs/>
           <w:lang w:val="en-US"/>
         </w:rPr>
-        <w:t>Linear Regression:</w:t>
-      </w:r>
-      <w:r>
-        <w:rPr>
-          <w:lang w:val="en-US"/>
-        </w:rPr>
-        <w:t xml:space="preserve"> used as a simple benchmark model to estimate baseline performance.</w:t>
-      </w:r>
-    </w:p>
-    <w:p>
-      <w:pPr>
-        <w:numPr>
-          <w:ilvl w:val="0"/>
-          <w:numId w:val="18"/>
-        </w:numPr>
-        <w:rPr>
-          <w:lang w:val="en-US"/>
-        </w:rPr>
-      </w:pPr>
-      <w:r>
+        <w:t xml:space="preserve">% </w:t>
+      </w:r>
+      <w:r>
+        <w:rPr>
+          <w:lang w:val="en-US"/>
+        </w:rPr>
+        <w:t>test set (data not seen during training) to ensure a fair evaluation.</w:t>
+      </w:r>
+    </w:p>
+    <w:p>
+      <w:pPr>
+        <w:rPr>
+          <w:lang w:val="en-US"/>
+        </w:rPr>
+      </w:pPr>
+    </w:p>
+    <w:p>
+      <w:pPr>
+        <w:rPr>
+          <w:lang w:val="en-US"/>
+        </w:rPr>
+      </w:pPr>
+      <w:r>
+        <w:rPr>
+          <w:lang w:val="en-US"/>
+        </w:rPr>
+        <w:t>Feature Importance and Error Analysis</w:t>
+      </w:r>
+    </w:p>
+    <w:p>
+      <w:pPr>
+        <w:rPr>
+          <w:lang w:val="en-US"/>
+        </w:rPr>
+      </w:pPr>
+      <w:r>
+        <w:rPr>
+          <w:lang w:val="en-US"/>
+        </w:rPr>
+        <w:t>To interpret the model, feature importance values from the Random Forest were analyzed.</w:t>
+      </w:r>
+      <w:r>
+        <w:rPr>
+          <w:lang w:val="en-US"/>
+        </w:rPr>
+        <w:t xml:space="preserve"> </w:t>
+      </w:r>
+      <w:r>
+        <w:rPr>
+          <w:lang w:val="en-US"/>
+        </w:rPr>
+        <w:t>This revealed that experience level, job title, and company size had the largest influence on salary predictions</w:t>
+      </w:r>
+      <w:r>
+        <w:rPr>
+          <w:lang w:val="en-US"/>
+        </w:rPr>
+        <w:t>,</w:t>
+      </w:r>
+      <w:r>
+        <w:rPr>
+          <w:lang w:val="en-US"/>
+        </w:rPr>
+        <w:t xml:space="preserve"> aligning with real-world expectations.</w:t>
+      </w:r>
+    </w:p>
+    <w:p>
+      <w:pPr>
+        <w:rPr>
+          <w:lang w:val="en-US"/>
+        </w:rPr>
+      </w:pPr>
+    </w:p>
+    <w:p>
+      <w:pPr>
+        <w:rPr>
+          <w:lang w:val="en-US"/>
+        </w:rPr>
+      </w:pPr>
+      <w:r>
+        <w:rPr>
+          <w:lang w:val="en-US"/>
+        </w:rPr>
+        <w:t>Prediction mistakes were investigated by comparing predicted vs. actual salaries.</w:t>
+      </w:r>
+      <w:r>
+        <w:rPr>
+          <w:lang w:val="en-US"/>
+        </w:rPr>
+        <w:br/>
+        <w:t>Larger errors often occurred for rare job titles or less common locations, where the model had limited examples to learn from.</w:t>
+      </w:r>
+      <w:r>
+        <w:rPr>
+          <w:lang w:val="en-US"/>
+        </w:rPr>
+        <w:t xml:space="preserve"> </w:t>
+      </w:r>
+      <w:r>
+        <w:rPr>
+          <w:lang w:val="en-US"/>
+        </w:rPr>
+        <w:t>Future improvements could include gathering more data or grouping similar job roles to reduce this issue.</w:t>
+      </w:r>
+    </w:p>
+    <w:p>
+      <w:pPr>
         <w:rPr>
           <w:b/>
           <w:bCs/>
           <w:lang w:val="en-US"/>
         </w:rPr>
-        <w:t>Decision Tree Regressor:</w:t>
-      </w:r>
-      <w:r>
-        <w:rPr>
-          <w:lang w:val="en-US"/>
-        </w:rPr>
-        <w:t xml:space="preserve"> tested to understand individual feature impacts before combining multiple trees in an ensemble.</w:t>
-      </w:r>
-    </w:p>
-    <w:p>
-      <w:pPr>
-        <w:rPr>
-          <w:lang w:val="en-US"/>
-        </w:rPr>
-      </w:pPr>
-      <w:r>
-        <w:rPr>
-          <w:lang w:val="en-US"/>
-        </w:rPr>
-        <w:t xml:space="preserve">After comparison, the Random Forest Regressor was selected for its strong performance, robustness, and ability to handle both numerical and categorical features </w:t>
-      </w:r>
-      <w:r>
-        <w:rPr>
-          <w:lang w:val="en-US"/>
-        </w:rPr>
-        <w:lastRenderedPageBreak/>
-        <w:t>effectively.</w:t>
-      </w:r>
-      <w:r>
-        <w:rPr>
-          <w:lang w:val="en-US"/>
-        </w:rPr>
-        <w:t xml:space="preserve"> </w:t>
-      </w:r>
-      <w:r>
-        <w:rPr>
-          <w:lang w:val="en-US"/>
-        </w:rPr>
-        <w:t>Random Forests combine multiple decision trees, which reduces overfitting and provides stable, accurate predictions.</w:t>
-      </w:r>
-    </w:p>
-    <w:p>
-      <w:pPr>
-        <w:rPr>
-          <w:lang w:val="en-US"/>
-        </w:rPr>
-      </w:pPr>
-    </w:p>
-    <w:p>
-      <w:pPr>
-        <w:rPr>
-          <w:lang w:val="en-US"/>
-        </w:rPr>
-      </w:pPr>
-      <w:r>
-        <w:rPr>
-          <w:lang w:val="en-US"/>
-        </w:rPr>
-        <w:t>Baseline and Evaluation</w:t>
-      </w:r>
-    </w:p>
-    <w:p>
-      <w:pPr>
-        <w:rPr>
-          <w:lang w:val="en-US"/>
-        </w:rPr>
-      </w:pPr>
-      <w:r>
-        <w:rPr>
-          <w:lang w:val="en-US"/>
-        </w:rPr>
-        <w:t>The baseline performance was estimated using Linear Regression, which achieved moderate accuracy but struggled to capture complex patterns in the data.</w:t>
-      </w:r>
-      <w:r>
-        <w:rPr>
-          <w:lang w:val="en-US"/>
-        </w:rPr>
-        <w:br/>
-        <w:t>The Random Forest Regressor significantly improved both R² score and Mean Absolute Error, showing that nonlinear relationships between features (e.g</w:t>
-      </w:r>
-      <w:r>
-        <w:rPr>
-          <w:lang w:val="en-US"/>
-        </w:rPr>
-        <w:t xml:space="preserve">. </w:t>
-      </w:r>
-      <w:r>
-        <w:rPr>
-          <w:lang w:val="en-US"/>
-        </w:rPr>
-        <w:t>experience level, company size, and job title) were important for accurate predictions.</w:t>
-      </w:r>
-    </w:p>
-    <w:p>
-      <w:pPr>
-        <w:rPr>
-          <w:lang w:val="en-US"/>
-        </w:rPr>
-      </w:pPr>
-      <w:r>
-        <w:rPr>
-          <w:lang w:val="en-US"/>
-        </w:rPr>
-        <w:t>The model was evaluated using:</w:t>
-      </w:r>
-    </w:p>
-    <w:p>
-      <w:pPr>
-        <w:numPr>
-          <w:ilvl w:val="0"/>
-          <w:numId w:val="16"/>
-        </w:numPr>
-        <w:rPr>
-          <w:lang w:val="en-US"/>
-        </w:rPr>
-      </w:pPr>
-      <w:r>
-        <w:rPr>
-          <w:lang w:val="en-US"/>
-        </w:rPr>
-        <w:t>R² score – measures how well the model explains variance in salary.</w:t>
-      </w:r>
-    </w:p>
-    <w:p>
-      <w:pPr>
-        <w:numPr>
-          <w:ilvl w:val="0"/>
-          <w:numId w:val="16"/>
-        </w:numPr>
-        <w:rPr>
-          <w:lang w:val="en-US"/>
-        </w:rPr>
-      </w:pPr>
-      <w:r>
-        <w:rPr>
-          <w:lang w:val="en-US"/>
-        </w:rPr>
-        <w:t>Mean Absolute Error (MAE) – measures average prediction error in USD.</w:t>
-      </w:r>
-    </w:p>
-    <w:p>
-      <w:pPr>
-        <w:rPr>
-          <w:lang w:val="en-US"/>
-        </w:rPr>
-      </w:pPr>
-      <w:r>
-        <w:rPr>
-          <w:lang w:val="en-US"/>
-        </w:rPr>
-        <w:t>These metrics were calculated on the 20</w:t>
-      </w:r>
-      <w:r>
+      </w:pPr>
+    </w:p>
+    <w:p>
+      <w:pPr>
         <w:rPr>
           <w:b/>
           <w:bCs/>
           <w:lang w:val="en-US"/>
         </w:rPr>
-        <w:t xml:space="preserve">% </w:t>
-      </w:r>
-      <w:r>
-        <w:rPr>
-          <w:lang w:val="en-US"/>
-        </w:rPr>
-        <w:t>test set (data not seen during training) to ensure a fair evaluation.</w:t>
-      </w:r>
-    </w:p>
-    <w:p>
-      <w:pPr>
-        <w:rPr>
-          <w:lang w:val="en-US"/>
-        </w:rPr>
-      </w:pPr>
-    </w:p>
-    <w:p>
-      <w:pPr>
-        <w:rPr>
-          <w:lang w:val="en-US"/>
-        </w:rPr>
-      </w:pPr>
-      <w:r>
-        <w:rPr>
-          <w:lang w:val="en-US"/>
-        </w:rPr>
-        <w:t>Feature Importance and Error Analysis</w:t>
-      </w:r>
-    </w:p>
-    <w:p>
-      <w:pPr>
-        <w:rPr>
-          <w:lang w:val="en-US"/>
-        </w:rPr>
-      </w:pPr>
-      <w:r>
-        <w:rPr>
-          <w:lang w:val="en-US"/>
-        </w:rPr>
-        <w:t>To interpret the model, feature importance values from the Random Forest were analyzed.</w:t>
-      </w:r>
-      <w:r>
-        <w:rPr>
-          <w:lang w:val="en-US"/>
-        </w:rPr>
-        <w:t xml:space="preserve"> </w:t>
-      </w:r>
-      <w:r>
-        <w:rPr>
-          <w:lang w:val="en-US"/>
-        </w:rPr>
-        <w:t>This revealed that experience level, job title, and company size had the largest influence on salary predictions</w:t>
-      </w:r>
-      <w:r>
-        <w:rPr>
-          <w:lang w:val="en-US"/>
-        </w:rPr>
-        <w:t>,</w:t>
-      </w:r>
-      <w:r>
-        <w:rPr>
-          <w:lang w:val="en-US"/>
-        </w:rPr>
-        <w:t xml:space="preserve"> aligning with real-world expectations.</w:t>
-      </w:r>
-    </w:p>
-    <w:p>
-      <w:pPr>
-        <w:rPr>
-          <w:lang w:val="en-US"/>
-        </w:rPr>
-      </w:pPr>
-    </w:p>
-    <w:p>
-      <w:pPr>
-        <w:rPr>
-          <w:lang w:val="en-US"/>
-        </w:rPr>
-      </w:pPr>
-      <w:r>
-        <w:rPr>
-          <w:lang w:val="en-US"/>
-        </w:rPr>
-        <w:t>Prediction mistakes were investigated by comparing predicted vs. actual salaries.</w:t>
-      </w:r>
-      <w:r>
-        <w:rPr>
-          <w:lang w:val="en-US"/>
-        </w:rPr>
-        <w:br/>
-        <w:t>Larger errors often occurred for rare job titles or less common locations, where the model had limited examples to learn from.</w:t>
-      </w:r>
-      <w:r>
-        <w:rPr>
-          <w:lang w:val="en-US"/>
-        </w:rPr>
-        <w:t xml:space="preserve"> </w:t>
-      </w:r>
-      <w:r>
-        <w:rPr>
-          <w:lang w:val="en-US"/>
-        </w:rPr>
-        <w:t>Future improvements could include gathering more data or grouping similar job roles to reduce this issue.</w:t>
-      </w:r>
-    </w:p>
-    <w:p>
-      <w:pPr>
+      </w:pPr>
+      <w:r>
         <w:rPr>
           <w:b/>
           <w:bCs/>
           <w:lang w:val="en-US"/>
         </w:rPr>
-      </w:pPr>
-    </w:p>
-    <w:p>
-      <w:pPr>
+        <w:t>D</w:t>
+      </w:r>
+      <w:r>
         <w:rPr>
           <w:b/>
           <w:bCs/>
           <w:lang w:val="en-US"/>
         </w:rPr>
-      </w:pPr>
-      <w:r>
+        <w:t>EPLOYMENT</w:t>
+      </w:r>
+    </w:p>
+    <w:p>
+      <w:pPr>
+        <w:rPr>
+          <w:lang w:val="en-US"/>
+        </w:rPr>
+      </w:pPr>
+      <w:r>
+        <w:rPr>
+          <w:lang w:val="en-US"/>
+        </w:rPr>
+        <w:t xml:space="preserve">The model was deployed using </w:t>
+      </w:r>
+      <w:proofErr w:type="spellStart"/>
+      <w:r>
+        <w:rPr>
+          <w:lang w:val="en-US"/>
+        </w:rPr>
+        <w:t>Streamlit</w:t>
+      </w:r>
+      <w:proofErr w:type="spellEnd"/>
+      <w:r>
+        <w:rPr>
+          <w:lang w:val="en-US"/>
+        </w:rPr>
+        <w:t>, allowing interactive use in a web interface.</w:t>
+      </w:r>
+    </w:p>
+    <w:p>
+      <w:pPr>
+        <w:rPr>
+          <w:lang w:val="en-US"/>
+        </w:rPr>
+      </w:pPr>
+    </w:p>
+    <w:p>
+      <w:pPr>
+        <w:rPr>
+          <w:lang w:val="en-US"/>
+        </w:rPr>
+      </w:pPr>
+      <w:r>
+        <w:rPr>
+          <w:lang w:val="en-US"/>
+        </w:rPr>
+        <w:t>User Flow:</w:t>
+      </w:r>
+    </w:p>
+    <w:p>
+      <w:pPr>
+        <w:rPr>
+          <w:lang w:val="en-US"/>
+        </w:rPr>
+      </w:pPr>
+      <w:r>
+        <w:rPr>
+          <w:lang w:val="en-US"/>
+        </w:rPr>
+        <w:t>The user selects job details</w:t>
+      </w:r>
+    </w:p>
+    <w:p>
+      <w:pPr>
+        <w:rPr>
+          <w:lang w:val="en-US"/>
+        </w:rPr>
+      </w:pPr>
+      <w:r>
+        <w:rPr>
+          <w:lang w:val="en-US"/>
+        </w:rPr>
+        <w:t>The app passes the input to the trained model (</w:t>
+      </w:r>
+      <w:proofErr w:type="spellStart"/>
+      <w:r>
+        <w:rPr>
+          <w:lang w:val="en-US"/>
+        </w:rPr>
+        <w:t>salary_model.pkl</w:t>
+      </w:r>
+      <w:proofErr w:type="spellEnd"/>
+      <w:r>
+        <w:rPr>
+          <w:lang w:val="en-US"/>
+        </w:rPr>
+        <w:t>).</w:t>
+      </w:r>
+    </w:p>
+    <w:p>
+      <w:pPr>
+        <w:rPr>
+          <w:lang w:val="en-US"/>
+        </w:rPr>
+      </w:pPr>
+      <w:r>
+        <w:rPr>
+          <w:lang w:val="en-US"/>
+        </w:rPr>
+        <w:t>The predicted salary is displayed instantly.</w:t>
+      </w:r>
+    </w:p>
+    <w:p>
+      <w:pPr>
+        <w:rPr>
+          <w:lang w:val="en-US"/>
+        </w:rPr>
+      </w:pPr>
+    </w:p>
+    <w:p>
+      <w:pPr>
+        <w:rPr>
+          <w:lang w:val="en-US"/>
+        </w:rPr>
+      </w:pPr>
+      <w:r>
+        <w:rPr>
+          <w:lang w:val="en-US"/>
+        </w:rPr>
+        <w:lastRenderedPageBreak/>
+        <w:t>It is deployed by h</w:t>
+      </w:r>
+      <w:r>
+        <w:rPr>
+          <w:lang w:val="en-US"/>
+        </w:rPr>
+        <w:t xml:space="preserve">osting on </w:t>
+      </w:r>
+      <w:proofErr w:type="spellStart"/>
+      <w:r>
+        <w:rPr>
+          <w:lang w:val="en-US"/>
+        </w:rPr>
+        <w:t>Streamlit</w:t>
+      </w:r>
+      <w:proofErr w:type="spellEnd"/>
+      <w:r>
+        <w:rPr>
+          <w:lang w:val="en-US"/>
+        </w:rPr>
+        <w:t xml:space="preserve"> Cloud</w:t>
+      </w:r>
+      <w:r>
+        <w:rPr>
+          <w:lang w:val="en-US"/>
+        </w:rPr>
+        <w:t xml:space="preserve">. </w:t>
+      </w:r>
+      <w:r>
+        <w:rPr>
+          <w:lang w:val="en-US"/>
+        </w:rPr>
+        <w:t>The code and model are available in the project’s GitHub repository.</w:t>
+      </w:r>
+    </w:p>
+    <w:p>
+      <w:pPr>
+        <w:rPr>
+          <w:lang w:val="en-US"/>
+        </w:rPr>
+      </w:pPr>
+    </w:p>
+    <w:p>
+      <w:pPr>
+        <w:rPr>
+          <w:lang w:val="en-US"/>
+        </w:rPr>
+      </w:pPr>
+      <w:r>
+        <w:rPr>
+          <w:lang w:val="en-US"/>
+        </w:rPr>
+        <w:t>Monitoring:</w:t>
+      </w:r>
+    </w:p>
+    <w:p>
+      <w:pPr>
+        <w:rPr>
+          <w:lang w:val="en-US"/>
+        </w:rPr>
+      </w:pPr>
+      <w:r>
+        <w:rPr>
+          <w:lang w:val="en-US"/>
+        </w:rPr>
+        <w:t>Future improvements could include:</w:t>
+      </w:r>
+    </w:p>
+    <w:p>
+      <w:pPr>
+        <w:rPr>
+          <w:lang w:val="en-US"/>
+        </w:rPr>
+      </w:pPr>
+      <w:r>
+        <w:rPr>
+          <w:lang w:val="en-US"/>
+        </w:rPr>
+        <w:t>-</w:t>
+      </w:r>
+      <w:r>
+        <w:rPr>
+          <w:lang w:val="en-US"/>
+        </w:rPr>
+        <w:t>Tracking user feedback to measure accuracy over time</w:t>
+      </w:r>
+    </w:p>
+    <w:p>
+      <w:pPr>
+        <w:rPr>
+          <w:lang w:val="en-US"/>
+        </w:rPr>
+      </w:pPr>
+      <w:r>
+        <w:rPr>
+          <w:lang w:val="en-US"/>
+        </w:rPr>
+        <w:t>-</w:t>
+      </w:r>
+      <w:r>
+        <w:rPr>
+          <w:lang w:val="en-US"/>
+        </w:rPr>
+        <w:t xml:space="preserve">Updating the model </w:t>
+      </w:r>
+      <w:r>
+        <w:rPr>
+          <w:lang w:val="en-US"/>
+        </w:rPr>
+        <w:t xml:space="preserve">when </w:t>
+      </w:r>
+      <w:r>
+        <w:rPr>
+          <w:lang w:val="en-US"/>
+        </w:rPr>
+        <w:t>new salary data becomes available</w:t>
+      </w:r>
+    </w:p>
+    <w:p>
+      <w:pPr>
+        <w:rPr>
+          <w:lang w:val="en-US"/>
+        </w:rPr>
+      </w:pPr>
+    </w:p>
+    <w:p>
+      <w:pPr>
         <w:rPr>
           <w:b/>
           <w:bCs/>
           <w:lang w:val="en-US"/>
         </w:rPr>
-        <w:t>D</w:t>
-      </w:r>
+      </w:pPr>
       <w:r>
         <w:rPr>
           <w:b/>
           <w:bCs/>
           <w:lang w:val="en-US"/>
         </w:rPr>
-        <w:t>EPLOYMENT</w:t>
-      </w:r>
-    </w:p>
-    <w:p>
-      <w:pPr>
-        <w:rPr>
-          <w:lang w:val="en-US"/>
-        </w:rPr>
-      </w:pPr>
-      <w:r>
-        <w:rPr>
-          <w:lang w:val="en-US"/>
-        </w:rPr>
-        <w:t>The model was deployed using Streamlit, allowing interactive use in a web interface.</w:t>
-      </w:r>
-    </w:p>
-    <w:p>
-      <w:pPr>
-        <w:rPr>
-          <w:lang w:val="en-US"/>
-        </w:rPr>
-      </w:pPr>
-    </w:p>
-    <w:p>
-      <w:pPr>
-        <w:rPr>
-          <w:lang w:val="en-US"/>
-        </w:rPr>
-      </w:pPr>
-      <w:r>
-        <w:rPr>
-          <w:lang w:val="en-US"/>
-        </w:rPr>
-        <w:t>User Flow:</w:t>
-      </w:r>
-    </w:p>
-    <w:p>
-      <w:pPr>
-        <w:rPr>
-          <w:lang w:val="en-US"/>
-        </w:rPr>
-      </w:pPr>
-      <w:r>
-        <w:rPr>
-          <w:lang w:val="en-US"/>
-        </w:rPr>
-        <w:t>The user selects job details</w:t>
-      </w:r>
-    </w:p>
-    <w:p>
-      <w:pPr>
-        <w:rPr>
-          <w:lang w:val="en-US"/>
-        </w:rPr>
-      </w:pPr>
-      <w:r>
-        <w:rPr>
-          <w:lang w:val="en-US"/>
-        </w:rPr>
-        <w:t>The app passes the input to the trained model (salary_model.pkl).</w:t>
-      </w:r>
-    </w:p>
-    <w:p>
-      <w:pPr>
-        <w:rPr>
-          <w:lang w:val="en-US"/>
-        </w:rPr>
-      </w:pPr>
-      <w:r>
-        <w:rPr>
-          <w:lang w:val="en-US"/>
-        </w:rPr>
-        <w:lastRenderedPageBreak/>
-        <w:t>The predicted salary is displayed instantly.</w:t>
-      </w:r>
-    </w:p>
-    <w:p>
-      <w:pPr>
-        <w:rPr>
-          <w:lang w:val="en-US"/>
-        </w:rPr>
-      </w:pPr>
-    </w:p>
-    <w:p>
-      <w:pPr>
-        <w:rPr>
-          <w:lang w:val="en-US"/>
-        </w:rPr>
-      </w:pPr>
-      <w:r>
-        <w:rPr>
-          <w:lang w:val="en-US"/>
-        </w:rPr>
-        <w:t>It is deployed by h</w:t>
-      </w:r>
-      <w:r>
-        <w:rPr>
-          <w:lang w:val="en-US"/>
-        </w:rPr>
-        <w:t>osting on Streamlit Cloud</w:t>
-      </w:r>
-      <w:r>
-        <w:rPr>
-          <w:lang w:val="en-US"/>
-        </w:rPr>
-        <w:t xml:space="preserve">. </w:t>
-      </w:r>
-      <w:r>
-        <w:rPr>
-          <w:lang w:val="en-US"/>
-        </w:rPr>
-        <w:t>The code and model are available in the project’s GitHub repository.</w:t>
-      </w:r>
-    </w:p>
-    <w:p>
-      <w:pPr>
-        <w:rPr>
-          <w:lang w:val="en-US"/>
-        </w:rPr>
-      </w:pPr>
-    </w:p>
-    <w:p>
-      <w:pPr>
-        <w:rPr>
-          <w:lang w:val="en-US"/>
-        </w:rPr>
-      </w:pPr>
-      <w:r>
-        <w:rPr>
-          <w:lang w:val="en-US"/>
-        </w:rPr>
-        <w:t>Monitoring:</w:t>
-      </w:r>
-    </w:p>
-    <w:p>
-      <w:pPr>
-        <w:rPr>
-          <w:lang w:val="en-US"/>
-        </w:rPr>
-      </w:pPr>
-      <w:r>
-        <w:rPr>
-          <w:lang w:val="en-US"/>
-        </w:rPr>
-        <w:t>Future improvements could include:</w:t>
-      </w:r>
-    </w:p>
-    <w:p>
-      <w:pPr>
-        <w:rPr>
-          <w:lang w:val="en-US"/>
-        </w:rPr>
-      </w:pPr>
-      <w:r>
-        <w:rPr>
-          <w:lang w:val="en-US"/>
-        </w:rPr>
-        <w:t>-</w:t>
-      </w:r>
-      <w:r>
-        <w:rPr>
-          <w:lang w:val="en-US"/>
-        </w:rPr>
-        <w:t>Tracking user feedback to measure accuracy over time</w:t>
-      </w:r>
-    </w:p>
-    <w:p>
-      <w:pPr>
-        <w:rPr>
-          <w:lang w:val="en-US"/>
-        </w:rPr>
-      </w:pPr>
-      <w:r>
-        <w:rPr>
-          <w:lang w:val="en-US"/>
-        </w:rPr>
-        <w:t>-</w:t>
-      </w:r>
-      <w:r>
-        <w:rPr>
-          <w:lang w:val="en-US"/>
-        </w:rPr>
-        <w:t xml:space="preserve">Updating the model </w:t>
-      </w:r>
-      <w:r>
-        <w:rPr>
-          <w:lang w:val="en-US"/>
-        </w:rPr>
-        <w:t xml:space="preserve">when </w:t>
-      </w:r>
-      <w:r>
-        <w:rPr>
-          <w:lang w:val="en-US"/>
-        </w:rPr>
-        <w:t>new salary data becomes available</w:t>
-      </w:r>
-    </w:p>
-    <w:p>
-      <w:pPr>
-        <w:rPr>
-          <w:lang w:val="en-US"/>
-        </w:rPr>
-      </w:pPr>
+        <w:t>REFERENCES</w:t>
+      </w:r>
     </w:p>
     <w:p>
       <w:pPr>
@@ -5173,23 +6229,6 @@
           <w:lang w:val="en-US"/>
         </w:rPr>
       </w:pPr>
-      <w:r>
-        <w:rPr>
-          <w:b/>
-          <w:bCs/>
-          <w:lang w:val="en-US"/>
-        </w:rPr>
-        <w:t>REFERENCES</w:t>
-      </w:r>
-    </w:p>
-    <w:p>
-      <w:pPr>
-        <w:rPr>
-          <w:b/>
-          <w:bCs/>
-          <w:lang w:val="en-US"/>
-        </w:rPr>
-      </w:pPr>
     </w:p>
     <w:p>
       <w:pPr>
@@ -5223,24 +6262,54 @@
           <w:lang w:val="en-US"/>
         </w:rPr>
       </w:pPr>
-      <w:r>
-        <w:rPr>
-          <w:lang w:val="en-US"/>
-        </w:rPr>
-        <w:t>Streamlit documentation: https://docs.streamlit.io</w:t>
-      </w:r>
-    </w:p>
-    <w:p>
-      <w:pPr>
-        <w:rPr>
-          <w:lang w:val="en-US"/>
-        </w:rPr>
-      </w:pPr>
-      <w:r>
-        <w:rPr>
-          <w:lang w:val="en-US"/>
-        </w:rPr>
-        <w:t>Python official documentation: https://docs.python.org</w:t>
+      <w:proofErr w:type="spellStart"/>
+      <w:r>
+        <w:rPr>
+          <w:lang w:val="en-US"/>
+        </w:rPr>
+        <w:t>Streamlit</w:t>
+      </w:r>
+      <w:proofErr w:type="spellEnd"/>
+      <w:r>
+        <w:rPr>
+          <w:lang w:val="en-US"/>
+        </w:rPr>
+        <w:t xml:space="preserve"> documentation: https://docs.streamlit.io</w:t>
+      </w:r>
+    </w:p>
+    <w:p>
+      <w:pPr>
+        <w:rPr>
+          <w:lang w:val="en-US"/>
+        </w:rPr>
+      </w:pPr>
+      <w:r>
+        <w:rPr>
+          <w:lang w:val="en-US"/>
+        </w:rPr>
+        <w:t xml:space="preserve">Python official documentation: </w:t>
+      </w:r>
+      <w:hyperlink r:id="rId6" w:history="1">
+        <w:r>
+          <w:rPr>
+            <w:rStyle w:val="Hyperkobling"/>
+            <w:lang w:val="en-US"/>
+          </w:rPr>
+          <w:t>https://docs.python.org</w:t>
+        </w:r>
+      </w:hyperlink>
+    </w:p>
+    <w:p>
+      <w:pPr>
+        <w:rPr>
+          <w:lang w:val="en-US"/>
+        </w:rPr>
+      </w:pPr>
+      <w:r>
+        <w:rPr>
+          <w:lang w:val="en-US"/>
+        </w:rPr>
+        <w:t>Portions of the code and explanations were developed with the assistance of ChatGPT (OpenAI, 2025). Prompts and responses were used as guidance for implementation and documentation.</w:t>
       </w:r>
     </w:p>
     <w:p>
@@ -6866,6 +7935,155 @@
     </w:lvl>
   </w:abstractNum>
   <w:abstractNum w:abstractNumId="11" w15:restartNumberingAfterBreak="0">
+    <w:nsid w:val="4B7E6ED5"/>
+    <w:multiLevelType w:val="multilevel"/>
+    <w:tmpl w:val="59BE2B5E"/>
+    <w:lvl w:ilvl="0">
+      <w:start w:val="1"/>
+      <w:numFmt w:val="bullet"/>
+      <w:lvlText w:val=""/>
+      <w:lvlJc w:val="left"/>
+      <w:pPr>
+        <w:tabs>
+          <w:tab w:val="num" w:pos="720"/>
+        </w:tabs>
+        <w:ind w:left="720" w:hanging="360"/>
+      </w:pPr>
+      <w:rPr>
+        <w:rFonts w:ascii="Symbol" w:hAnsi="Symbol" w:hint="default"/>
+        <w:sz w:val="20"/>
+      </w:rPr>
+    </w:lvl>
+    <w:lvl w:ilvl="1" w:tentative="1">
+      <w:start w:val="1"/>
+      <w:numFmt w:val="bullet"/>
+      <w:lvlText w:val="o"/>
+      <w:lvlJc w:val="left"/>
+      <w:pPr>
+        <w:tabs>
+          <w:tab w:val="num" w:pos="1440"/>
+        </w:tabs>
+        <w:ind w:left="1440" w:hanging="360"/>
+      </w:pPr>
+      <w:rPr>
+        <w:rFonts w:ascii="Courier New" w:hAnsi="Courier New" w:hint="default"/>
+        <w:sz w:val="20"/>
+      </w:rPr>
+    </w:lvl>
+    <w:lvl w:ilvl="2" w:tentative="1">
+      <w:start w:val="1"/>
+      <w:numFmt w:val="bullet"/>
+      <w:lvlText w:val=""/>
+      <w:lvlJc w:val="left"/>
+      <w:pPr>
+        <w:tabs>
+          <w:tab w:val="num" w:pos="2160"/>
+        </w:tabs>
+        <w:ind w:left="2160" w:hanging="360"/>
+      </w:pPr>
+      <w:rPr>
+        <w:rFonts w:ascii="Wingdings" w:hAnsi="Wingdings" w:hint="default"/>
+        <w:sz w:val="20"/>
+      </w:rPr>
+    </w:lvl>
+    <w:lvl w:ilvl="3" w:tentative="1">
+      <w:start w:val="1"/>
+      <w:numFmt w:val="bullet"/>
+      <w:lvlText w:val=""/>
+      <w:lvlJc w:val="left"/>
+      <w:pPr>
+        <w:tabs>
+          <w:tab w:val="num" w:pos="2880"/>
+        </w:tabs>
+        <w:ind w:left="2880" w:hanging="360"/>
+      </w:pPr>
+      <w:rPr>
+        <w:rFonts w:ascii="Wingdings" w:hAnsi="Wingdings" w:hint="default"/>
+        <w:sz w:val="20"/>
+      </w:rPr>
+    </w:lvl>
+    <w:lvl w:ilvl="4" w:tentative="1">
+      <w:start w:val="1"/>
+      <w:numFmt w:val="bullet"/>
+      <w:lvlText w:val=""/>
+      <w:lvlJc w:val="left"/>
+      <w:pPr>
+        <w:tabs>
+          <w:tab w:val="num" w:pos="3600"/>
+        </w:tabs>
+        <w:ind w:left="3600" w:hanging="360"/>
+      </w:pPr>
+      <w:rPr>
+        <w:rFonts w:ascii="Wingdings" w:hAnsi="Wingdings" w:hint="default"/>
+        <w:sz w:val="20"/>
+      </w:rPr>
+    </w:lvl>
+    <w:lvl w:ilvl="5" w:tentative="1">
+      <w:start w:val="1"/>
+      <w:numFmt w:val="bullet"/>
+      <w:lvlText w:val=""/>
+      <w:lvlJc w:val="left"/>
+      <w:pPr>
+        <w:tabs>
+          <w:tab w:val="num" w:pos="4320"/>
+        </w:tabs>
+        <w:ind w:left="4320" w:hanging="360"/>
+      </w:pPr>
+      <w:rPr>
+        <w:rFonts w:ascii="Wingdings" w:hAnsi="Wingdings" w:hint="default"/>
+        <w:sz w:val="20"/>
+      </w:rPr>
+    </w:lvl>
+    <w:lvl w:ilvl="6" w:tentative="1">
+      <w:start w:val="1"/>
+      <w:numFmt w:val="bullet"/>
+      <w:lvlText w:val=""/>
+      <w:lvlJc w:val="left"/>
+      <w:pPr>
+        <w:tabs>
+          <w:tab w:val="num" w:pos="5040"/>
+        </w:tabs>
+        <w:ind w:left="5040" w:hanging="360"/>
+      </w:pPr>
+      <w:rPr>
+        <w:rFonts w:ascii="Wingdings" w:hAnsi="Wingdings" w:hint="default"/>
+        <w:sz w:val="20"/>
+      </w:rPr>
+    </w:lvl>
+    <w:lvl w:ilvl="7" w:tentative="1">
+      <w:start w:val="1"/>
+      <w:numFmt w:val="bullet"/>
+      <w:lvlText w:val=""/>
+      <w:lvlJc w:val="left"/>
+      <w:pPr>
+        <w:tabs>
+          <w:tab w:val="num" w:pos="5760"/>
+        </w:tabs>
+        <w:ind w:left="5760" w:hanging="360"/>
+      </w:pPr>
+      <w:rPr>
+        <w:rFonts w:ascii="Wingdings" w:hAnsi="Wingdings" w:hint="default"/>
+        <w:sz w:val="20"/>
+      </w:rPr>
+    </w:lvl>
+    <w:lvl w:ilvl="8" w:tentative="1">
+      <w:start w:val="1"/>
+      <w:numFmt w:val="bullet"/>
+      <w:lvlText w:val=""/>
+      <w:lvlJc w:val="left"/>
+      <w:pPr>
+        <w:tabs>
+          <w:tab w:val="num" w:pos="6480"/>
+        </w:tabs>
+        <w:ind w:left="6480" w:hanging="360"/>
+      </w:pPr>
+      <w:rPr>
+        <w:rFonts w:ascii="Wingdings" w:hAnsi="Wingdings" w:hint="default"/>
+        <w:sz w:val="20"/>
+      </w:rPr>
+    </w:lvl>
+  </w:abstractNum>
+  <w:abstractNum w:abstractNumId="12" w15:restartNumberingAfterBreak="0">
     <w:nsid w:val="4DCA0E30"/>
     <w:multiLevelType w:val="multilevel"/>
     <w:tmpl w:val="FB1CFD2C"/>
@@ -7014,7 +8232,7 @@
       </w:rPr>
     </w:lvl>
   </w:abstractNum>
-  <w:abstractNum w:abstractNumId="12" w15:restartNumberingAfterBreak="0">
+  <w:abstractNum w:abstractNumId="13" w15:restartNumberingAfterBreak="0">
     <w:nsid w:val="4E2F1B41"/>
     <w:multiLevelType w:val="multilevel"/>
     <w:tmpl w:val="6FEAFDB0"/>
@@ -7163,7 +8381,7 @@
       </w:rPr>
     </w:lvl>
   </w:abstractNum>
-  <w:abstractNum w:abstractNumId="13" w15:restartNumberingAfterBreak="0">
+  <w:abstractNum w:abstractNumId="14" w15:restartNumberingAfterBreak="0">
     <w:nsid w:val="64C34CAB"/>
     <w:multiLevelType w:val="hybridMultilevel"/>
     <w:tmpl w:val="D2DA97BA"/>
@@ -7276,7 +8494,7 @@
       </w:rPr>
     </w:lvl>
   </w:abstractNum>
-  <w:abstractNum w:abstractNumId="14" w15:restartNumberingAfterBreak="0">
+  <w:abstractNum w:abstractNumId="15" w15:restartNumberingAfterBreak="0">
     <w:nsid w:val="796C7FE1"/>
     <w:multiLevelType w:val="multilevel"/>
     <w:tmpl w:val="68F4ED6A"/>
@@ -7425,7 +8643,7 @@
       </w:rPr>
     </w:lvl>
   </w:abstractNum>
-  <w:abstractNum w:abstractNumId="15" w15:restartNumberingAfterBreak="0">
+  <w:abstractNum w:abstractNumId="16" w15:restartNumberingAfterBreak="0">
     <w:nsid w:val="79AB554B"/>
     <w:multiLevelType w:val="multilevel"/>
     <w:tmpl w:val="A72CB636"/>
@@ -7574,7 +8792,7 @@
       </w:rPr>
     </w:lvl>
   </w:abstractNum>
-  <w:abstractNum w:abstractNumId="16" w15:restartNumberingAfterBreak="0">
+  <w:abstractNum w:abstractNumId="17" w15:restartNumberingAfterBreak="0">
     <w:nsid w:val="7A143172"/>
     <w:multiLevelType w:val="multilevel"/>
     <w:tmpl w:val="58AAF996"/>
@@ -7723,7 +8941,7 @@
       </w:rPr>
     </w:lvl>
   </w:abstractNum>
-  <w:abstractNum w:abstractNumId="17" w15:restartNumberingAfterBreak="0">
+  <w:abstractNum w:abstractNumId="18" w15:restartNumberingAfterBreak="0">
     <w:nsid w:val="7F606C9E"/>
     <w:multiLevelType w:val="multilevel"/>
     <w:tmpl w:val="9064CB9A"/>
@@ -7873,7 +9091,7 @@
     </w:lvl>
   </w:abstractNum>
   <w:num w:numId="1" w16cid:durableId="1516923648">
-    <w:abstractNumId w:val="14"/>
+    <w:abstractNumId w:val="15"/>
   </w:num>
   <w:num w:numId="2" w16cid:durableId="817190658">
     <w:abstractNumId w:val="9"/>
@@ -7885,7 +9103,7 @@
     <w:abstractNumId w:val="5"/>
   </w:num>
   <w:num w:numId="5" w16cid:durableId="47346011">
-    <w:abstractNumId w:val="11"/>
+    <w:abstractNumId w:val="12"/>
   </w:num>
   <w:num w:numId="6" w16cid:durableId="1150095671">
     <w:abstractNumId w:val="2"/>
@@ -7897,34 +9115,37 @@
     <w:abstractNumId w:val="8"/>
   </w:num>
   <w:num w:numId="9" w16cid:durableId="1140658480">
-    <w:abstractNumId w:val="16"/>
+    <w:abstractNumId w:val="17"/>
   </w:num>
   <w:num w:numId="10" w16cid:durableId="919871336">
     <w:abstractNumId w:val="0"/>
   </w:num>
   <w:num w:numId="11" w16cid:durableId="1060639810">
-    <w:abstractNumId w:val="17"/>
+    <w:abstractNumId w:val="18"/>
   </w:num>
   <w:num w:numId="12" w16cid:durableId="774667915">
     <w:abstractNumId w:val="10"/>
   </w:num>
   <w:num w:numId="13" w16cid:durableId="1733305031">
-    <w:abstractNumId w:val="15"/>
+    <w:abstractNumId w:val="16"/>
   </w:num>
   <w:num w:numId="14" w16cid:durableId="1824001010">
     <w:abstractNumId w:val="4"/>
   </w:num>
   <w:num w:numId="15" w16cid:durableId="1867674451">
-    <w:abstractNumId w:val="12"/>
+    <w:abstractNumId w:val="13"/>
   </w:num>
   <w:num w:numId="16" w16cid:durableId="629747893">
     <w:abstractNumId w:val="3"/>
   </w:num>
   <w:num w:numId="17" w16cid:durableId="1983382591">
-    <w:abstractNumId w:val="13"/>
+    <w:abstractNumId w:val="14"/>
   </w:num>
   <w:num w:numId="18" w16cid:durableId="2127652500">
     <w:abstractNumId w:val="1"/>
+  </w:num>
+  <w:num w:numId="19" w16cid:durableId="413094281">
+    <w:abstractNumId w:val="11"/>
   </w:num>
 </w:numbering>
 </file>
@@ -8532,6 +9753,7 @@
   <w:style w:type="character" w:default="1" w:styleId="Standardskriftforavsnitt">
     <w:name w:val="Default Paragraph Font"/>
     <w:uiPriority w:val="1"/>
+    <w:semiHidden/>
     <w:unhideWhenUsed/>
   </w:style>
   <w:style w:type="table" w:default="1" w:styleId="Vanligtabell">
@@ -8843,6 +10065,29 @@
       <w:smallCaps/>
       <w:color w:val="0F4761" w:themeColor="accent1" w:themeShade="BF"/>
       <w:spacing w:val="5"/>
+    </w:rPr>
+  </w:style>
+  <w:style w:type="character" w:styleId="Hyperkobling">
+    <w:name w:val="Hyperlink"/>
+    <w:basedOn w:val="Standardskriftforavsnitt"/>
+    <w:uiPriority w:val="99"/>
+    <w:unhideWhenUsed/>
+    <w:rsid w:val="006B7222"/>
+    <w:rPr>
+      <w:color w:val="467886" w:themeColor="hyperlink"/>
+      <w:u w:val="single"/>
+    </w:rPr>
+  </w:style>
+  <w:style w:type="character" w:styleId="Ulstomtale">
+    <w:name w:val="Unresolved Mention"/>
+    <w:basedOn w:val="Standardskriftforavsnitt"/>
+    <w:uiPriority w:val="99"/>
+    <w:semiHidden/>
+    <w:unhideWhenUsed/>
+    <w:rsid w:val="006B7222"/>
+    <w:rPr>
+      <w:color w:val="605E5C"/>
+      <w:shd w:val="clear" w:color="auto" w:fill="E1DFDD"/>
     </w:rPr>
   </w:style>
 </w:styles>
